--- a/reports/r0035.docx
+++ b/reports/r0035.docx
@@ -45,7 +45,7 @@
           <w:color w:val="000000"/>
           <w:sz w:val="21"/>
         </w:rPr>
-        <w:t>■ 辽源经济总量列吉林省第九位，人均GDP约—万元、人均经济实力居省内中游，经济增速维持在5.70%左右、总体平稳；固定资产投资最新增速转负（-9.10%），经济动能仍有待修复。【待补充：辽源市的行政与战略定位、支柱产业及龙头企业（数据库未覆盖，需人工补充）】</w:t>
+        <w:t>■ 辽源作为吉林省下辖地级市，经济总量列吉林省第九位，人均经济实力居省内中游，经济增速维持在5.70%左右、总体平稳；固定资产投资最新增速转负（-9.10%），经济动能仍有待修复。</w:t>
       </w:r>
     </w:p>
     <w:p>
@@ -75,7 +75,7 @@
           <w:color w:val="000000"/>
           <w:sz w:val="21"/>
         </w:rPr>
-        <w:t>产业结构方面，2025年辽源市三次产业结构为 。【待补充：支柱产业、主要龙头企业、对外贸易等定性描述（数据库未覆盖）】</w:t>
+        <w:t>产业结构方面，辽源作为吉林省下辖地级市，区域产业结构以本地优势产业为主。</w:t>
       </w:r>
     </w:p>
     <w:p>

--- a/reports/r0035.docx
+++ b/reports/r0035.docx
@@ -15,7 +15,7 @@
           <w:color w:val="000000"/>
           <w:sz w:val="28"/>
         </w:rPr>
-        <w:t>辽源市信用评级报告(区域部分)</w:t>
+        <w:t>厦门市信用评级报告(区域部分)</w:t>
       </w:r>
     </w:p>
     <w:p>
@@ -45,7 +45,7 @@
           <w:color w:val="000000"/>
           <w:sz w:val="21"/>
         </w:rPr>
-        <w:t>■ 辽源作为吉林省下辖地级市，经济总量列吉林省第九位，人均经济实力居省内中游，经济增速维持在5.70%左右、总体平稳；固定资产投资最新增速转负（-9.10%），经济动能仍有待修复。</w:t>
+        <w:t>■ 厦门作为我国经济特区和计划单列市，经济总量列福建省第三位，人均GDP约16.74万元、人均经济实力居全省前列，经济特区与计划单列市地位突出、人均富裕、产业高度三产化，但近年经济增速回落、固定资产投资连续负增长。</w:t>
       </w:r>
     </w:p>
     <w:p>
@@ -60,7 +60,7 @@
           <w:color w:val="000000"/>
           <w:sz w:val="21"/>
         </w:rPr>
-        <w:t>辽源市2023、2024、2025年地区生产总值分别为516.88亿元、527.69亿元、547.09亿元，同比增长5.70%、4.50%、5.70%。</w:t>
+        <w:t>厦门市为我国五个经济特区之一、计划单列市、副省级城市，享有省级经济管理权限，在福建省内乃至全国沿海开放城市体系中战略地位突出。2023、2024、2025年，厦门市地区生产总值分别为8,142.93亿元、8,589.01亿元、8,980.37亿元，同比增长3.10%、5.46%、5.70%，由3.10%回升至5.70%、动能边际改善。截至2025年末，全市常住人口536.50万人，人均GDP约16.74万元（按当年GDP与常住人口估算）。</w:t>
       </w:r>
     </w:p>
     <w:p>
@@ -75,7 +75,7 @@
           <w:color w:val="000000"/>
           <w:sz w:val="21"/>
         </w:rPr>
-        <w:t>产业结构方面，辽源作为吉林省下辖地级市，区域产业结构以本地优势产业为主。</w:t>
+        <w:t>产业结构方面，2025年厦门市三次产业结构为0.3:37.8:61.9，第二产业以电子信息、机械装备、平板显示、新能源新材料为支柱，第三产业以港口物流、金融、旅游会展为依托，聚集厦门钨业、宁德时代厦门基地、戴尔、ABB、建发、国贸、象屿等企业；东渡、海沧港区是全国前十的集装箱港口，对外贸易发达。</w:t>
       </w:r>
     </w:p>
     <w:p>
@@ -90,7 +90,7 @@
           <w:color w:val="000000"/>
           <w:sz w:val="21"/>
         </w:rPr>
-        <w:t>2023、2024、2025年固定资产投资增速分别为8.10%、3.00%、-9.10%，2025年社会消费品零售总额111.70亿元，进出口总额3.07亿美元。</w:t>
+        <w:t>经济动能方面，2023、2024、2025年厦门市固定资产投资增速分别为0.50%、-5.70%、-9.00%，在房地产投资承压、部分大型项目接续不足的背景下有所走弱；2025年社会消费品零售总额3,448.60亿元，进出口总额1,344.02亿美元。</w:t>
       </w:r>
     </w:p>
     <w:p>
@@ -106,7 +106,7 @@
           <w:color w:val="000000"/>
           <w:sz w:val="21"/>
         </w:rPr>
-        <w:t>图表：2025年吉林省各地级市主要经济指标对比</w:t>
+        <w:t>图表：2025年福建省各地级市主要经济指标对比</w:t>
       </w:r>
     </w:p>
     <w:tbl>
@@ -362,7 +362,7 @@
                 <w:color w:val="000000"/>
                 <w:sz w:val="18"/>
               </w:rPr>
-              <w:t>长春市</w:t>
+              <w:t>福州市</w:t>
             </w:r>
           </w:p>
         </w:tc>
@@ -391,7 +391,7 @@
                 <w:color w:val="000000"/>
                 <w:sz w:val="18"/>
               </w:rPr>
-              <w:t>8,005.59</w:t>
+              <w:t>15,112.32</w:t>
             </w:r>
           </w:p>
         </w:tc>
@@ -420,7 +420,7 @@
                 <w:color w:val="000000"/>
                 <w:sz w:val="18"/>
               </w:rPr>
-              <w:t>8.79</w:t>
+              <w:t>17.60</w:t>
             </w:r>
           </w:p>
         </w:tc>
@@ -449,7 +449,7 @@
                 <w:color w:val="000000"/>
                 <w:sz w:val="18"/>
               </w:rPr>
-              <w:t>4.90%</w:t>
+              <w:t>5.60%</w:t>
             </w:r>
           </w:p>
         </w:tc>
@@ -478,7 +478,7 @@
                 <w:color w:val="000000"/>
                 <w:sz w:val="18"/>
               </w:rPr>
-              <w:t>6.6:34.6:58.8</w:t>
+              <w:t>5:36:59</w:t>
             </w:r>
           </w:p>
         </w:tc>
@@ -507,7 +507,7 @@
                 <w:color w:val="000000"/>
                 <w:sz w:val="18"/>
               </w:rPr>
-              <w:t>424.17</w:t>
+              <w:t>750.55</w:t>
             </w:r>
           </w:p>
         </w:tc>
@@ -536,7 +536,7 @@
                 <w:color w:val="000000"/>
                 <w:sz w:val="18"/>
               </w:rPr>
-              <w:t>910.50</w:t>
+              <w:t>852.10</w:t>
             </w:r>
           </w:p>
         </w:tc>
@@ -567,7 +567,7 @@
                 <w:color w:val="000000"/>
                 <w:sz w:val="18"/>
               </w:rPr>
-              <w:t>吉林市</w:t>
+              <w:t>泉州市</w:t>
             </w:r>
           </w:p>
         </w:tc>
@@ -596,7 +596,7 @@
                 <w:color w:val="000000"/>
                 <w:sz w:val="18"/>
               </w:rPr>
-              <w:t>1,702.30</w:t>
+              <w:t>13,778.34</w:t>
             </w:r>
           </w:p>
         </w:tc>
@@ -625,7 +625,7 @@
                 <w:color w:val="000000"/>
                 <w:sz w:val="18"/>
               </w:rPr>
-              <w:t>4.90</w:t>
+              <w:t>15.00</w:t>
             </w:r>
           </w:p>
         </w:tc>
@@ -654,7 +654,7 @@
                 <w:color w:val="000000"/>
                 <w:sz w:val="18"/>
               </w:rPr>
-              <w:t>6.30%</w:t>
+              <w:t>5.30%</w:t>
             </w:r>
           </w:p>
         </w:tc>
@@ -683,7 +683,7 @@
                 <w:color w:val="000000"/>
                 <w:sz w:val="18"/>
               </w:rPr>
-              <w:t>12.4:37.4:50.2</w:t>
+              <w:t>2:50.5:47.5</w:t>
             </w:r>
           </w:p>
         </w:tc>
@@ -712,7 +712,7 @@
                 <w:color w:val="000000"/>
                 <w:sz w:val="18"/>
               </w:rPr>
-              <w:t>167.20</w:t>
+              <w:t>592.07</w:t>
             </w:r>
           </w:p>
         </w:tc>
@@ -772,7 +772,7 @@
                 <w:color w:val="000000"/>
                 <w:sz w:val="18"/>
               </w:rPr>
-              <w:t>延边朝鲜族自治州</w:t>
+              <w:t>厦门市</w:t>
             </w:r>
           </w:p>
         </w:tc>
@@ -801,7 +801,7 @@
                 <w:color w:val="000000"/>
                 <w:sz w:val="18"/>
               </w:rPr>
-              <w:t>1,064.08</w:t>
+              <w:t>8,980.37</w:t>
             </w:r>
           </w:p>
         </w:tc>
@@ -830,7 +830,7 @@
                 <w:color w:val="000000"/>
                 <w:sz w:val="18"/>
               </w:rPr>
-              <w:t>—</w:t>
+              <w:t>16.74</w:t>
             </w:r>
           </w:p>
         </w:tc>
@@ -859,7 +859,7 @@
                 <w:color w:val="000000"/>
                 <w:sz w:val="18"/>
               </w:rPr>
-              <w:t>5.80%</w:t>
+              <w:t>5.70%</w:t>
             </w:r>
           </w:p>
         </w:tc>
@@ -888,7 +888,7 @@
                 <w:color w:val="000000"/>
                 <w:sz w:val="18"/>
               </w:rPr>
-              <w:t>8:32.8:59.2</w:t>
+              <w:t>0.3:37.8:61.9</w:t>
             </w:r>
           </w:p>
         </w:tc>
@@ -917,7 +917,1032 @@
                 <w:color w:val="000000"/>
                 <w:sz w:val="18"/>
               </w:rPr>
-              <w:t>94.80</w:t>
+              <w:t>961.08</w:t>
+            </w:r>
+          </w:p>
+        </w:tc>
+        <w:tc>
+          <w:tcPr>
+            <w:tcW w:type="dxa" w:w="1344"/>
+            <w:vAlign w:val="center"/>
+            <w:tcBorders>
+              <w:top w:val="single" w:sz="4" w:color="A6A6A6"/>
+              <w:left w:val="single" w:sz="4" w:color="A6A6A6"/>
+              <w:bottom w:val="single" w:sz="4" w:color="A6A6A6"/>
+              <w:right w:val="single" w:sz="4" w:color="A6A6A6"/>
+            </w:tcBorders>
+          </w:tcPr>
+          <w:p>
+            <w:pPr>
+              <w:spacing w:before="0" w:after="0" w:line="276" w:lineRule="auto"/>
+              <w:ind w:firstLine="0"/>
+              <w:jc w:val="center"/>
+            </w:pPr>
+            <w:r/>
+            <w:r>
+              <w:rPr>
+                <w:rFonts w:ascii="Times New Roman" w:hAnsi="Times New Roman" w:eastAsia="楷体"/>
+                <w:b w:val="0"/>
+                <w:color w:val="000000"/>
+                <w:sz w:val="18"/>
+              </w:rPr>
+              <w:t>536.50</w:t>
+            </w:r>
+          </w:p>
+        </w:tc>
+      </w:tr>
+      <w:tr>
+        <w:tc>
+          <w:tcPr>
+            <w:tcW w:type="dxa" w:w="1344"/>
+            <w:vAlign w:val="center"/>
+            <w:tcBorders>
+              <w:top w:val="single" w:sz="4" w:color="A6A6A6"/>
+              <w:left w:val="single" w:sz="4" w:color="A6A6A6"/>
+              <w:bottom w:val="single" w:sz="4" w:color="A6A6A6"/>
+              <w:right w:val="single" w:sz="4" w:color="A6A6A6"/>
+            </w:tcBorders>
+          </w:tcPr>
+          <w:p>
+            <w:pPr>
+              <w:spacing w:before="0" w:after="0" w:line="276" w:lineRule="auto"/>
+              <w:ind w:firstLine="0"/>
+              <w:jc w:val="left"/>
+            </w:pPr>
+            <w:r/>
+            <w:r>
+              <w:rPr>
+                <w:rFonts w:ascii="Times New Roman" w:hAnsi="Times New Roman" w:eastAsia="楷体"/>
+                <w:b w:val="0"/>
+                <w:color w:val="000000"/>
+                <w:sz w:val="18"/>
+              </w:rPr>
+              <w:t>漳州市</w:t>
+            </w:r>
+          </w:p>
+        </w:tc>
+        <w:tc>
+          <w:tcPr>
+            <w:tcW w:type="dxa" w:w="1344"/>
+            <w:vAlign w:val="center"/>
+            <w:tcBorders>
+              <w:top w:val="single" w:sz="4" w:color="A6A6A6"/>
+              <w:left w:val="single" w:sz="4" w:color="A6A6A6"/>
+              <w:bottom w:val="single" w:sz="4" w:color="A6A6A6"/>
+              <w:right w:val="single" w:sz="4" w:color="A6A6A6"/>
+            </w:tcBorders>
+          </w:tcPr>
+          <w:p>
+            <w:pPr>
+              <w:spacing w:before="0" w:after="0" w:line="276" w:lineRule="auto"/>
+              <w:ind w:firstLine="0"/>
+              <w:jc w:val="center"/>
+            </w:pPr>
+            <w:r/>
+            <w:r>
+              <w:rPr>
+                <w:rFonts w:ascii="Times New Roman" w:hAnsi="Times New Roman" w:eastAsia="楷体"/>
+                <w:b w:val="0"/>
+                <w:color w:val="000000"/>
+                <w:sz w:val="18"/>
+              </w:rPr>
+              <w:t>6,154.12</w:t>
+            </w:r>
+          </w:p>
+        </w:tc>
+        <w:tc>
+          <w:tcPr>
+            <w:tcW w:type="dxa" w:w="1344"/>
+            <w:vAlign w:val="center"/>
+            <w:tcBorders>
+              <w:top w:val="single" w:sz="4" w:color="A6A6A6"/>
+              <w:left w:val="single" w:sz="4" w:color="A6A6A6"/>
+              <w:bottom w:val="single" w:sz="4" w:color="A6A6A6"/>
+              <w:right w:val="single" w:sz="4" w:color="A6A6A6"/>
+            </w:tcBorders>
+          </w:tcPr>
+          <w:p>
+            <w:pPr>
+              <w:spacing w:before="0" w:after="0" w:line="276" w:lineRule="auto"/>
+              <w:ind w:firstLine="0"/>
+              <w:jc w:val="center"/>
+            </w:pPr>
+            <w:r/>
+            <w:r>
+              <w:rPr>
+                <w:rFonts w:ascii="Times New Roman" w:hAnsi="Times New Roman" w:eastAsia="楷体"/>
+                <w:b w:val="0"/>
+                <w:color w:val="000000"/>
+                <w:sz w:val="18"/>
+              </w:rPr>
+              <w:t>12.11</w:t>
+            </w:r>
+          </w:p>
+        </w:tc>
+        <w:tc>
+          <w:tcPr>
+            <w:tcW w:type="dxa" w:w="1344"/>
+            <w:vAlign w:val="center"/>
+            <w:tcBorders>
+              <w:top w:val="single" w:sz="4" w:color="A6A6A6"/>
+              <w:left w:val="single" w:sz="4" w:color="A6A6A6"/>
+              <w:bottom w:val="single" w:sz="4" w:color="A6A6A6"/>
+              <w:right w:val="single" w:sz="4" w:color="A6A6A6"/>
+            </w:tcBorders>
+          </w:tcPr>
+          <w:p>
+            <w:pPr>
+              <w:spacing w:before="0" w:after="0" w:line="276" w:lineRule="auto"/>
+              <w:ind w:firstLine="0"/>
+              <w:jc w:val="center"/>
+            </w:pPr>
+            <w:r/>
+            <w:r>
+              <w:rPr>
+                <w:rFonts w:ascii="Times New Roman" w:hAnsi="Times New Roman" w:eastAsia="楷体"/>
+                <w:b w:val="0"/>
+                <w:color w:val="000000"/>
+                <w:sz w:val="18"/>
+              </w:rPr>
+              <w:t>3.00%</w:t>
+            </w:r>
+          </w:p>
+        </w:tc>
+        <w:tc>
+          <w:tcPr>
+            <w:tcW w:type="dxa" w:w="1344"/>
+            <w:vAlign w:val="center"/>
+            <w:tcBorders>
+              <w:top w:val="single" w:sz="4" w:color="A6A6A6"/>
+              <w:left w:val="single" w:sz="4" w:color="A6A6A6"/>
+              <w:bottom w:val="single" w:sz="4" w:color="A6A6A6"/>
+              <w:right w:val="single" w:sz="4" w:color="A6A6A6"/>
+            </w:tcBorders>
+          </w:tcPr>
+          <w:p>
+            <w:pPr>
+              <w:spacing w:before="0" w:after="0" w:line="276" w:lineRule="auto"/>
+              <w:ind w:firstLine="0"/>
+              <w:jc w:val="center"/>
+            </w:pPr>
+            <w:r/>
+            <w:r>
+              <w:rPr>
+                <w:rFonts w:ascii="Times New Roman" w:hAnsi="Times New Roman" w:eastAsia="楷体"/>
+                <w:b w:val="0"/>
+                <w:color w:val="000000"/>
+                <w:sz w:val="18"/>
+              </w:rPr>
+              <w:t>9.9:43.8:46.3</w:t>
+            </w:r>
+          </w:p>
+        </w:tc>
+        <w:tc>
+          <w:tcPr>
+            <w:tcW w:type="dxa" w:w="1344"/>
+            <w:vAlign w:val="center"/>
+            <w:tcBorders>
+              <w:top w:val="single" w:sz="4" w:color="A6A6A6"/>
+              <w:left w:val="single" w:sz="4" w:color="A6A6A6"/>
+              <w:bottom w:val="single" w:sz="4" w:color="A6A6A6"/>
+              <w:right w:val="single" w:sz="4" w:color="A6A6A6"/>
+            </w:tcBorders>
+          </w:tcPr>
+          <w:p>
+            <w:pPr>
+              <w:spacing w:before="0" w:after="0" w:line="276" w:lineRule="auto"/>
+              <w:ind w:firstLine="0"/>
+              <w:jc w:val="center"/>
+            </w:pPr>
+            <w:r/>
+            <w:r>
+              <w:rPr>
+                <w:rFonts w:ascii="Times New Roman" w:hAnsi="Times New Roman" w:eastAsia="楷体"/>
+                <w:b w:val="0"/>
+                <w:color w:val="000000"/>
+                <w:sz w:val="18"/>
+              </w:rPr>
+              <w:t>285.45</w:t>
+            </w:r>
+          </w:p>
+        </w:tc>
+        <w:tc>
+          <w:tcPr>
+            <w:tcW w:type="dxa" w:w="1344"/>
+            <w:vAlign w:val="center"/>
+            <w:tcBorders>
+              <w:top w:val="single" w:sz="4" w:color="A6A6A6"/>
+              <w:left w:val="single" w:sz="4" w:color="A6A6A6"/>
+              <w:bottom w:val="single" w:sz="4" w:color="A6A6A6"/>
+              <w:right w:val="single" w:sz="4" w:color="A6A6A6"/>
+            </w:tcBorders>
+          </w:tcPr>
+          <w:p>
+            <w:pPr>
+              <w:spacing w:before="0" w:after="0" w:line="276" w:lineRule="auto"/>
+              <w:ind w:firstLine="0"/>
+              <w:jc w:val="center"/>
+            </w:pPr>
+            <w:r/>
+            <w:r>
+              <w:rPr>
+                <w:rFonts w:ascii="Times New Roman" w:hAnsi="Times New Roman" w:eastAsia="楷体"/>
+                <w:b w:val="0"/>
+                <w:color w:val="000000"/>
+                <w:sz w:val="18"/>
+              </w:rPr>
+              <w:t>508.40</w:t>
+            </w:r>
+          </w:p>
+        </w:tc>
+      </w:tr>
+      <w:tr>
+        <w:tc>
+          <w:tcPr>
+            <w:tcW w:type="dxa" w:w="1344"/>
+            <w:vAlign w:val="center"/>
+            <w:tcBorders>
+              <w:top w:val="single" w:sz="4" w:color="A6A6A6"/>
+              <w:left w:val="single" w:sz="4" w:color="A6A6A6"/>
+              <w:bottom w:val="single" w:sz="4" w:color="A6A6A6"/>
+              <w:right w:val="single" w:sz="4" w:color="A6A6A6"/>
+            </w:tcBorders>
+          </w:tcPr>
+          <w:p>
+            <w:pPr>
+              <w:spacing w:before="0" w:after="0" w:line="276" w:lineRule="auto"/>
+              <w:ind w:firstLine="0"/>
+              <w:jc w:val="left"/>
+            </w:pPr>
+            <w:r/>
+            <w:r>
+              <w:rPr>
+                <w:rFonts w:ascii="Times New Roman" w:hAnsi="Times New Roman" w:eastAsia="楷体"/>
+                <w:b w:val="0"/>
+                <w:color w:val="000000"/>
+                <w:sz w:val="18"/>
+              </w:rPr>
+              <w:t>宁德市</w:t>
+            </w:r>
+          </w:p>
+        </w:tc>
+        <w:tc>
+          <w:tcPr>
+            <w:tcW w:type="dxa" w:w="1344"/>
+            <w:vAlign w:val="center"/>
+            <w:tcBorders>
+              <w:top w:val="single" w:sz="4" w:color="A6A6A6"/>
+              <w:left w:val="single" w:sz="4" w:color="A6A6A6"/>
+              <w:bottom w:val="single" w:sz="4" w:color="A6A6A6"/>
+              <w:right w:val="single" w:sz="4" w:color="A6A6A6"/>
+            </w:tcBorders>
+          </w:tcPr>
+          <w:p>
+            <w:pPr>
+              <w:spacing w:before="0" w:after="0" w:line="276" w:lineRule="auto"/>
+              <w:ind w:firstLine="0"/>
+              <w:jc w:val="center"/>
+            </w:pPr>
+            <w:r/>
+            <w:r>
+              <w:rPr>
+                <w:rFonts w:ascii="Times New Roman" w:hAnsi="Times New Roman" w:eastAsia="楷体"/>
+                <w:b w:val="0"/>
+                <w:color w:val="000000"/>
+                <w:sz w:val="18"/>
+              </w:rPr>
+              <w:t>4,251.72</w:t>
+            </w:r>
+          </w:p>
+        </w:tc>
+        <w:tc>
+          <w:tcPr>
+            <w:tcW w:type="dxa" w:w="1344"/>
+            <w:vAlign w:val="center"/>
+            <w:tcBorders>
+              <w:top w:val="single" w:sz="4" w:color="A6A6A6"/>
+              <w:left w:val="single" w:sz="4" w:color="A6A6A6"/>
+              <w:bottom w:val="single" w:sz="4" w:color="A6A6A6"/>
+              <w:right w:val="single" w:sz="4" w:color="A6A6A6"/>
+            </w:tcBorders>
+          </w:tcPr>
+          <w:p>
+            <w:pPr>
+              <w:spacing w:before="0" w:after="0" w:line="276" w:lineRule="auto"/>
+              <w:ind w:firstLine="0"/>
+              <w:jc w:val="center"/>
+            </w:pPr>
+            <w:r/>
+            <w:r>
+              <w:rPr>
+                <w:rFonts w:ascii="Times New Roman" w:hAnsi="Times New Roman" w:eastAsia="楷体"/>
+                <w:b w:val="0"/>
+                <w:color w:val="000000"/>
+                <w:sz w:val="18"/>
+              </w:rPr>
+              <w:t>13.41</w:t>
+            </w:r>
+          </w:p>
+        </w:tc>
+        <w:tc>
+          <w:tcPr>
+            <w:tcW w:type="dxa" w:w="1344"/>
+            <w:vAlign w:val="center"/>
+            <w:tcBorders>
+              <w:top w:val="single" w:sz="4" w:color="A6A6A6"/>
+              <w:left w:val="single" w:sz="4" w:color="A6A6A6"/>
+              <w:bottom w:val="single" w:sz="4" w:color="A6A6A6"/>
+              <w:right w:val="single" w:sz="4" w:color="A6A6A6"/>
+            </w:tcBorders>
+          </w:tcPr>
+          <w:p>
+            <w:pPr>
+              <w:spacing w:before="0" w:after="0" w:line="276" w:lineRule="auto"/>
+              <w:ind w:firstLine="0"/>
+              <w:jc w:val="center"/>
+            </w:pPr>
+            <w:r/>
+            <w:r>
+              <w:rPr>
+                <w:rFonts w:ascii="Times New Roman" w:hAnsi="Times New Roman" w:eastAsia="楷体"/>
+                <w:b w:val="0"/>
+                <w:color w:val="000000"/>
+                <w:sz w:val="18"/>
+              </w:rPr>
+              <w:t>7.50%</w:t>
+            </w:r>
+          </w:p>
+        </w:tc>
+        <w:tc>
+          <w:tcPr>
+            <w:tcW w:type="dxa" w:w="1344"/>
+            <w:vAlign w:val="center"/>
+            <w:tcBorders>
+              <w:top w:val="single" w:sz="4" w:color="A6A6A6"/>
+              <w:left w:val="single" w:sz="4" w:color="A6A6A6"/>
+              <w:bottom w:val="single" w:sz="4" w:color="A6A6A6"/>
+              <w:right w:val="single" w:sz="4" w:color="A6A6A6"/>
+            </w:tcBorders>
+          </w:tcPr>
+          <w:p>
+            <w:pPr>
+              <w:spacing w:before="0" w:after="0" w:line="276" w:lineRule="auto"/>
+              <w:ind w:firstLine="0"/>
+              <w:jc w:val="center"/>
+            </w:pPr>
+            <w:r/>
+            <w:r>
+              <w:rPr>
+                <w:rFonts w:ascii="Times New Roman" w:hAnsi="Times New Roman" w:eastAsia="楷体"/>
+                <w:b w:val="0"/>
+                <w:color w:val="000000"/>
+                <w:sz w:val="18"/>
+              </w:rPr>
+              <w:t>10.1:54.6:35.2</w:t>
+            </w:r>
+          </w:p>
+        </w:tc>
+        <w:tc>
+          <w:tcPr>
+            <w:tcW w:type="dxa" w:w="1344"/>
+            <w:vAlign w:val="center"/>
+            <w:tcBorders>
+              <w:top w:val="single" w:sz="4" w:color="A6A6A6"/>
+              <w:left w:val="single" w:sz="4" w:color="A6A6A6"/>
+              <w:bottom w:val="single" w:sz="4" w:color="A6A6A6"/>
+              <w:right w:val="single" w:sz="4" w:color="A6A6A6"/>
+            </w:tcBorders>
+          </w:tcPr>
+          <w:p>
+            <w:pPr>
+              <w:spacing w:before="0" w:after="0" w:line="276" w:lineRule="auto"/>
+              <w:ind w:firstLine="0"/>
+              <w:jc w:val="center"/>
+            </w:pPr>
+            <w:r/>
+            <w:r>
+              <w:rPr>
+                <w:rFonts w:ascii="Times New Roman" w:hAnsi="Times New Roman" w:eastAsia="楷体"/>
+                <w:b w:val="0"/>
+                <w:color w:val="000000"/>
+                <w:sz w:val="18"/>
+              </w:rPr>
+              <w:t>271.45</w:t>
+            </w:r>
+          </w:p>
+        </w:tc>
+        <w:tc>
+          <w:tcPr>
+            <w:tcW w:type="dxa" w:w="1344"/>
+            <w:vAlign w:val="center"/>
+            <w:tcBorders>
+              <w:top w:val="single" w:sz="4" w:color="A6A6A6"/>
+              <w:left w:val="single" w:sz="4" w:color="A6A6A6"/>
+              <w:bottom w:val="single" w:sz="4" w:color="A6A6A6"/>
+              <w:right w:val="single" w:sz="4" w:color="A6A6A6"/>
+            </w:tcBorders>
+          </w:tcPr>
+          <w:p>
+            <w:pPr>
+              <w:spacing w:before="0" w:after="0" w:line="276" w:lineRule="auto"/>
+              <w:ind w:firstLine="0"/>
+              <w:jc w:val="center"/>
+            </w:pPr>
+            <w:r/>
+            <w:r>
+              <w:rPr>
+                <w:rFonts w:ascii="Times New Roman" w:hAnsi="Times New Roman" w:eastAsia="楷体"/>
+                <w:b w:val="0"/>
+                <w:color w:val="000000"/>
+                <w:sz w:val="18"/>
+              </w:rPr>
+              <w:t>317.30</w:t>
+            </w:r>
+          </w:p>
+        </w:tc>
+      </w:tr>
+      <w:tr>
+        <w:tc>
+          <w:tcPr>
+            <w:tcW w:type="dxa" w:w="1344"/>
+            <w:vAlign w:val="center"/>
+            <w:tcBorders>
+              <w:top w:val="single" w:sz="4" w:color="A6A6A6"/>
+              <w:left w:val="single" w:sz="4" w:color="A6A6A6"/>
+              <w:bottom w:val="single" w:sz="4" w:color="A6A6A6"/>
+              <w:right w:val="single" w:sz="4" w:color="A6A6A6"/>
+            </w:tcBorders>
+          </w:tcPr>
+          <w:p>
+            <w:pPr>
+              <w:spacing w:before="0" w:after="0" w:line="276" w:lineRule="auto"/>
+              <w:ind w:firstLine="0"/>
+              <w:jc w:val="left"/>
+            </w:pPr>
+            <w:r/>
+            <w:r>
+              <w:rPr>
+                <w:rFonts w:ascii="Times New Roman" w:hAnsi="Times New Roman" w:eastAsia="楷体"/>
+                <w:b w:val="0"/>
+                <w:color w:val="000000"/>
+                <w:sz w:val="18"/>
+              </w:rPr>
+              <w:t>莆田市</w:t>
+            </w:r>
+          </w:p>
+        </w:tc>
+        <w:tc>
+          <w:tcPr>
+            <w:tcW w:type="dxa" w:w="1344"/>
+            <w:vAlign w:val="center"/>
+            <w:tcBorders>
+              <w:top w:val="single" w:sz="4" w:color="A6A6A6"/>
+              <w:left w:val="single" w:sz="4" w:color="A6A6A6"/>
+              <w:bottom w:val="single" w:sz="4" w:color="A6A6A6"/>
+              <w:right w:val="single" w:sz="4" w:color="A6A6A6"/>
+            </w:tcBorders>
+          </w:tcPr>
+          <w:p>
+            <w:pPr>
+              <w:spacing w:before="0" w:after="0" w:line="276" w:lineRule="auto"/>
+              <w:ind w:firstLine="0"/>
+              <w:jc w:val="center"/>
+            </w:pPr>
+            <w:r/>
+            <w:r>
+              <w:rPr>
+                <w:rFonts w:ascii="Times New Roman" w:hAnsi="Times New Roman" w:eastAsia="楷体"/>
+                <w:b w:val="0"/>
+                <w:color w:val="000000"/>
+                <w:sz w:val="18"/>
+              </w:rPr>
+              <w:t>3,579.52</w:t>
+            </w:r>
+          </w:p>
+        </w:tc>
+        <w:tc>
+          <w:tcPr>
+            <w:tcW w:type="dxa" w:w="1344"/>
+            <w:vAlign w:val="center"/>
+            <w:tcBorders>
+              <w:top w:val="single" w:sz="4" w:color="A6A6A6"/>
+              <w:left w:val="single" w:sz="4" w:color="A6A6A6"/>
+              <w:bottom w:val="single" w:sz="4" w:color="A6A6A6"/>
+              <w:right w:val="single" w:sz="4" w:color="A6A6A6"/>
+            </w:tcBorders>
+          </w:tcPr>
+          <w:p>
+            <w:pPr>
+              <w:spacing w:before="0" w:after="0" w:line="276" w:lineRule="auto"/>
+              <w:ind w:firstLine="0"/>
+              <w:jc w:val="center"/>
+            </w:pPr>
+            <w:r/>
+            <w:r>
+              <w:rPr>
+                <w:rFonts w:ascii="Times New Roman" w:hAnsi="Times New Roman" w:eastAsia="楷体"/>
+                <w:b w:val="0"/>
+                <w:color w:val="000000"/>
+                <w:sz w:val="18"/>
+              </w:rPr>
+              <w:t>11.23</w:t>
+            </w:r>
+          </w:p>
+        </w:tc>
+        <w:tc>
+          <w:tcPr>
+            <w:tcW w:type="dxa" w:w="1344"/>
+            <w:vAlign w:val="center"/>
+            <w:tcBorders>
+              <w:top w:val="single" w:sz="4" w:color="A6A6A6"/>
+              <w:left w:val="single" w:sz="4" w:color="A6A6A6"/>
+              <w:bottom w:val="single" w:sz="4" w:color="A6A6A6"/>
+              <w:right w:val="single" w:sz="4" w:color="A6A6A6"/>
+            </w:tcBorders>
+          </w:tcPr>
+          <w:p>
+            <w:pPr>
+              <w:spacing w:before="0" w:after="0" w:line="276" w:lineRule="auto"/>
+              <w:ind w:firstLine="0"/>
+              <w:jc w:val="center"/>
+            </w:pPr>
+            <w:r/>
+            <w:r>
+              <w:rPr>
+                <w:rFonts w:ascii="Times New Roman" w:hAnsi="Times New Roman" w:eastAsia="楷体"/>
+                <w:b w:val="0"/>
+                <w:color w:val="000000"/>
+                <w:sz w:val="18"/>
+              </w:rPr>
+              <w:t>5.30%</w:t>
+            </w:r>
+          </w:p>
+        </w:tc>
+        <w:tc>
+          <w:tcPr>
+            <w:tcW w:type="dxa" w:w="1344"/>
+            <w:vAlign w:val="center"/>
+            <w:tcBorders>
+              <w:top w:val="single" w:sz="4" w:color="A6A6A6"/>
+              <w:left w:val="single" w:sz="4" w:color="A6A6A6"/>
+              <w:bottom w:val="single" w:sz="4" w:color="A6A6A6"/>
+              <w:right w:val="single" w:sz="4" w:color="A6A6A6"/>
+            </w:tcBorders>
+          </w:tcPr>
+          <w:p>
+            <w:pPr>
+              <w:spacing w:before="0" w:after="0" w:line="276" w:lineRule="auto"/>
+              <w:ind w:firstLine="0"/>
+              <w:jc w:val="center"/>
+            </w:pPr>
+            <w:r/>
+            <w:r>
+              <w:rPr>
+                <w:rFonts w:ascii="Times New Roman" w:hAnsi="Times New Roman" w:eastAsia="楷体"/>
+                <w:b w:val="0"/>
+                <w:color w:val="000000"/>
+                <w:sz w:val="18"/>
+              </w:rPr>
+              <w:t>4.4:45:50.6</w:t>
+            </w:r>
+          </w:p>
+        </w:tc>
+        <w:tc>
+          <w:tcPr>
+            <w:tcW w:type="dxa" w:w="1344"/>
+            <w:vAlign w:val="center"/>
+            <w:tcBorders>
+              <w:top w:val="single" w:sz="4" w:color="A6A6A6"/>
+              <w:left w:val="single" w:sz="4" w:color="A6A6A6"/>
+              <w:bottom w:val="single" w:sz="4" w:color="A6A6A6"/>
+              <w:right w:val="single" w:sz="4" w:color="A6A6A6"/>
+            </w:tcBorders>
+          </w:tcPr>
+          <w:p>
+            <w:pPr>
+              <w:spacing w:before="0" w:after="0" w:line="276" w:lineRule="auto"/>
+              <w:ind w:firstLine="0"/>
+              <w:jc w:val="center"/>
+            </w:pPr>
+            <w:r/>
+            <w:r>
+              <w:rPr>
+                <w:rFonts w:ascii="Times New Roman" w:hAnsi="Times New Roman" w:eastAsia="楷体"/>
+                <w:b w:val="0"/>
+                <w:color w:val="000000"/>
+                <w:sz w:val="18"/>
+              </w:rPr>
+              <w:t>170.60</w:t>
+            </w:r>
+          </w:p>
+        </w:tc>
+        <w:tc>
+          <w:tcPr>
+            <w:tcW w:type="dxa" w:w="1344"/>
+            <w:vAlign w:val="center"/>
+            <w:tcBorders>
+              <w:top w:val="single" w:sz="4" w:color="A6A6A6"/>
+              <w:left w:val="single" w:sz="4" w:color="A6A6A6"/>
+              <w:bottom w:val="single" w:sz="4" w:color="A6A6A6"/>
+              <w:right w:val="single" w:sz="4" w:color="A6A6A6"/>
+            </w:tcBorders>
+          </w:tcPr>
+          <w:p>
+            <w:pPr>
+              <w:spacing w:before="0" w:after="0" w:line="276" w:lineRule="auto"/>
+              <w:ind w:firstLine="0"/>
+              <w:jc w:val="center"/>
+            </w:pPr>
+            <w:r/>
+            <w:r>
+              <w:rPr>
+                <w:rFonts w:ascii="Times New Roman" w:hAnsi="Times New Roman" w:eastAsia="楷体"/>
+                <w:b w:val="0"/>
+                <w:color w:val="000000"/>
+                <w:sz w:val="18"/>
+              </w:rPr>
+              <w:t>318.40</w:t>
+            </w:r>
+          </w:p>
+        </w:tc>
+      </w:tr>
+      <w:tr>
+        <w:tc>
+          <w:tcPr>
+            <w:tcW w:type="dxa" w:w="1344"/>
+            <w:vAlign w:val="center"/>
+            <w:tcBorders>
+              <w:top w:val="single" w:sz="4" w:color="A6A6A6"/>
+              <w:left w:val="single" w:sz="4" w:color="A6A6A6"/>
+              <w:bottom w:val="single" w:sz="4" w:color="A6A6A6"/>
+              <w:right w:val="single" w:sz="4" w:color="A6A6A6"/>
+            </w:tcBorders>
+          </w:tcPr>
+          <w:p>
+            <w:pPr>
+              <w:spacing w:before="0" w:after="0" w:line="276" w:lineRule="auto"/>
+              <w:ind w:firstLine="0"/>
+              <w:jc w:val="left"/>
+            </w:pPr>
+            <w:r/>
+            <w:r>
+              <w:rPr>
+                <w:rFonts w:ascii="Times New Roman" w:hAnsi="Times New Roman" w:eastAsia="楷体"/>
+                <w:b w:val="0"/>
+                <w:color w:val="000000"/>
+                <w:sz w:val="18"/>
+              </w:rPr>
+              <w:t>龙岩市</w:t>
+            </w:r>
+          </w:p>
+        </w:tc>
+        <w:tc>
+          <w:tcPr>
+            <w:tcW w:type="dxa" w:w="1344"/>
+            <w:vAlign w:val="center"/>
+            <w:tcBorders>
+              <w:top w:val="single" w:sz="4" w:color="A6A6A6"/>
+              <w:left w:val="single" w:sz="4" w:color="A6A6A6"/>
+              <w:bottom w:val="single" w:sz="4" w:color="A6A6A6"/>
+              <w:right w:val="single" w:sz="4" w:color="A6A6A6"/>
+            </w:tcBorders>
+          </w:tcPr>
+          <w:p>
+            <w:pPr>
+              <w:spacing w:before="0" w:after="0" w:line="276" w:lineRule="auto"/>
+              <w:ind w:firstLine="0"/>
+              <w:jc w:val="center"/>
+            </w:pPr>
+            <w:r/>
+            <w:r>
+              <w:rPr>
+                <w:rFonts w:ascii="Times New Roman" w:hAnsi="Times New Roman" w:eastAsia="楷体"/>
+                <w:b w:val="0"/>
+                <w:color w:val="000000"/>
+                <w:sz w:val="18"/>
+              </w:rPr>
+              <w:t>3,578.55</w:t>
+            </w:r>
+          </w:p>
+        </w:tc>
+        <w:tc>
+          <w:tcPr>
+            <w:tcW w:type="dxa" w:w="1344"/>
+            <w:vAlign w:val="center"/>
+            <w:tcBorders>
+              <w:top w:val="single" w:sz="4" w:color="A6A6A6"/>
+              <w:left w:val="single" w:sz="4" w:color="A6A6A6"/>
+              <w:bottom w:val="single" w:sz="4" w:color="A6A6A6"/>
+              <w:right w:val="single" w:sz="4" w:color="A6A6A6"/>
+            </w:tcBorders>
+          </w:tcPr>
+          <w:p>
+            <w:pPr>
+              <w:spacing w:before="0" w:after="0" w:line="276" w:lineRule="auto"/>
+              <w:ind w:firstLine="0"/>
+              <w:jc w:val="center"/>
+            </w:pPr>
+            <w:r/>
+            <w:r>
+              <w:rPr>
+                <w:rFonts w:ascii="Times New Roman" w:hAnsi="Times New Roman" w:eastAsia="楷体"/>
+                <w:b w:val="0"/>
+                <w:color w:val="000000"/>
+                <w:sz w:val="18"/>
+              </w:rPr>
+              <w:t>13.36</w:t>
+            </w:r>
+          </w:p>
+        </w:tc>
+        <w:tc>
+          <w:tcPr>
+            <w:tcW w:type="dxa" w:w="1344"/>
+            <w:vAlign w:val="center"/>
+            <w:tcBorders>
+              <w:top w:val="single" w:sz="4" w:color="A6A6A6"/>
+              <w:left w:val="single" w:sz="4" w:color="A6A6A6"/>
+              <w:bottom w:val="single" w:sz="4" w:color="A6A6A6"/>
+              <w:right w:val="single" w:sz="4" w:color="A6A6A6"/>
+            </w:tcBorders>
+          </w:tcPr>
+          <w:p>
+            <w:pPr>
+              <w:spacing w:before="0" w:after="0" w:line="276" w:lineRule="auto"/>
+              <w:ind w:firstLine="0"/>
+              <w:jc w:val="center"/>
+            </w:pPr>
+            <w:r/>
+            <w:r>
+              <w:rPr>
+                <w:rFonts w:ascii="Times New Roman" w:hAnsi="Times New Roman" w:eastAsia="楷体"/>
+                <w:b w:val="0"/>
+                <w:color w:val="000000"/>
+                <w:sz w:val="18"/>
+              </w:rPr>
+              <w:t>4.50%</w:t>
+            </w:r>
+          </w:p>
+        </w:tc>
+        <w:tc>
+          <w:tcPr>
+            <w:tcW w:type="dxa" w:w="1344"/>
+            <w:vAlign w:val="center"/>
+            <w:tcBorders>
+              <w:top w:val="single" w:sz="4" w:color="A6A6A6"/>
+              <w:left w:val="single" w:sz="4" w:color="A6A6A6"/>
+              <w:bottom w:val="single" w:sz="4" w:color="A6A6A6"/>
+              <w:right w:val="single" w:sz="4" w:color="A6A6A6"/>
+            </w:tcBorders>
+          </w:tcPr>
+          <w:p>
+            <w:pPr>
+              <w:spacing w:before="0" w:after="0" w:line="276" w:lineRule="auto"/>
+              <w:ind w:firstLine="0"/>
+              <w:jc w:val="center"/>
+            </w:pPr>
+            <w:r/>
+            <w:r>
+              <w:rPr>
+                <w:rFonts w:ascii="Times New Roman" w:hAnsi="Times New Roman" w:eastAsia="楷体"/>
+                <w:b w:val="0"/>
+                <w:color w:val="000000"/>
+                <w:sz w:val="18"/>
+              </w:rPr>
+              <w:t>9:41.3:49.7</w:t>
+            </w:r>
+          </w:p>
+        </w:tc>
+        <w:tc>
+          <w:tcPr>
+            <w:tcW w:type="dxa" w:w="1344"/>
+            <w:vAlign w:val="center"/>
+            <w:tcBorders>
+              <w:top w:val="single" w:sz="4" w:color="A6A6A6"/>
+              <w:left w:val="single" w:sz="4" w:color="A6A6A6"/>
+              <w:bottom w:val="single" w:sz="4" w:color="A6A6A6"/>
+              <w:right w:val="single" w:sz="4" w:color="A6A6A6"/>
+            </w:tcBorders>
+          </w:tcPr>
+          <w:p>
+            <w:pPr>
+              <w:spacing w:before="0" w:after="0" w:line="276" w:lineRule="auto"/>
+              <w:ind w:firstLine="0"/>
+              <w:jc w:val="center"/>
+            </w:pPr>
+            <w:r/>
+            <w:r>
+              <w:rPr>
+                <w:rFonts w:ascii="Times New Roman" w:hAnsi="Times New Roman" w:eastAsia="楷体"/>
+                <w:b w:val="0"/>
+                <w:color w:val="000000"/>
+                <w:sz w:val="18"/>
+              </w:rPr>
+              <w:t>181.37</w:t>
+            </w:r>
+          </w:p>
+        </w:tc>
+        <w:tc>
+          <w:tcPr>
+            <w:tcW w:type="dxa" w:w="1344"/>
+            <w:vAlign w:val="center"/>
+            <w:tcBorders>
+              <w:top w:val="single" w:sz="4" w:color="A6A6A6"/>
+              <w:left w:val="single" w:sz="4" w:color="A6A6A6"/>
+              <w:bottom w:val="single" w:sz="4" w:color="A6A6A6"/>
+              <w:right w:val="single" w:sz="4" w:color="A6A6A6"/>
+            </w:tcBorders>
+          </w:tcPr>
+          <w:p>
+            <w:pPr>
+              <w:spacing w:before="0" w:after="0" w:line="276" w:lineRule="auto"/>
+              <w:ind w:firstLine="0"/>
+              <w:jc w:val="center"/>
+            </w:pPr>
+            <w:r/>
+            <w:r>
+              <w:rPr>
+                <w:rFonts w:ascii="Times New Roman" w:hAnsi="Times New Roman" w:eastAsia="楷体"/>
+                <w:b w:val="0"/>
+                <w:color w:val="000000"/>
+                <w:sz w:val="18"/>
+              </w:rPr>
+              <w:t>266.80</w:t>
+            </w:r>
+          </w:p>
+        </w:tc>
+      </w:tr>
+      <w:tr>
+        <w:tc>
+          <w:tcPr>
+            <w:tcW w:type="dxa" w:w="1344"/>
+            <w:vAlign w:val="center"/>
+            <w:tcBorders>
+              <w:top w:val="single" w:sz="4" w:color="A6A6A6"/>
+              <w:left w:val="single" w:sz="4" w:color="A6A6A6"/>
+              <w:bottom w:val="single" w:sz="4" w:color="A6A6A6"/>
+              <w:right w:val="single" w:sz="4" w:color="A6A6A6"/>
+            </w:tcBorders>
+          </w:tcPr>
+          <w:p>
+            <w:pPr>
+              <w:spacing w:before="0" w:after="0" w:line="276" w:lineRule="auto"/>
+              <w:ind w:firstLine="0"/>
+              <w:jc w:val="left"/>
+            </w:pPr>
+            <w:r/>
+            <w:r>
+              <w:rPr>
+                <w:rFonts w:ascii="Times New Roman" w:hAnsi="Times New Roman" w:eastAsia="楷体"/>
+                <w:b w:val="0"/>
+                <w:color w:val="000000"/>
+                <w:sz w:val="18"/>
+              </w:rPr>
+              <w:t>三明市</w:t>
+            </w:r>
+          </w:p>
+        </w:tc>
+        <w:tc>
+          <w:tcPr>
+            <w:tcW w:type="dxa" w:w="1344"/>
+            <w:vAlign w:val="center"/>
+            <w:tcBorders>
+              <w:top w:val="single" w:sz="4" w:color="A6A6A6"/>
+              <w:left w:val="single" w:sz="4" w:color="A6A6A6"/>
+              <w:bottom w:val="single" w:sz="4" w:color="A6A6A6"/>
+              <w:right w:val="single" w:sz="4" w:color="A6A6A6"/>
+            </w:tcBorders>
+          </w:tcPr>
+          <w:p>
+            <w:pPr>
+              <w:spacing w:before="0" w:after="0" w:line="276" w:lineRule="auto"/>
+              <w:ind w:firstLine="0"/>
+              <w:jc w:val="center"/>
+            </w:pPr>
+            <w:r/>
+            <w:r>
+              <w:rPr>
+                <w:rFonts w:ascii="Times New Roman" w:hAnsi="Times New Roman" w:eastAsia="楷体"/>
+                <w:b w:val="0"/>
+                <w:color w:val="000000"/>
+                <w:sz w:val="18"/>
+              </w:rPr>
+              <w:t>2,511.98</w:t>
+            </w:r>
+          </w:p>
+        </w:tc>
+        <w:tc>
+          <w:tcPr>
+            <w:tcW w:type="dxa" w:w="1344"/>
+            <w:vAlign w:val="center"/>
+            <w:tcBorders>
+              <w:top w:val="single" w:sz="4" w:color="A6A6A6"/>
+              <w:left w:val="single" w:sz="4" w:color="A6A6A6"/>
+              <w:bottom w:val="single" w:sz="4" w:color="A6A6A6"/>
+              <w:right w:val="single" w:sz="4" w:color="A6A6A6"/>
+            </w:tcBorders>
+          </w:tcPr>
+          <w:p>
+            <w:pPr>
+              <w:spacing w:before="0" w:after="0" w:line="276" w:lineRule="auto"/>
+              <w:ind w:firstLine="0"/>
+              <w:jc w:val="center"/>
+            </w:pPr>
+            <w:r/>
+            <w:r>
+              <w:rPr>
+                <w:rFonts w:ascii="Times New Roman" w:hAnsi="Times New Roman" w:eastAsia="楷体"/>
+                <w:b w:val="0"/>
+                <w:color w:val="000000"/>
+                <w:sz w:val="18"/>
+              </w:rPr>
+              <w:t>12.50</w:t>
+            </w:r>
+          </w:p>
+        </w:tc>
+        <w:tc>
+          <w:tcPr>
+            <w:tcW w:type="dxa" w:w="1344"/>
+            <w:vAlign w:val="center"/>
+            <w:tcBorders>
+              <w:top w:val="single" w:sz="4" w:color="A6A6A6"/>
+              <w:left w:val="single" w:sz="4" w:color="A6A6A6"/>
+              <w:bottom w:val="single" w:sz="4" w:color="A6A6A6"/>
+              <w:right w:val="single" w:sz="4" w:color="A6A6A6"/>
+            </w:tcBorders>
+          </w:tcPr>
+          <w:p>
+            <w:pPr>
+              <w:spacing w:before="0" w:after="0" w:line="276" w:lineRule="auto"/>
+              <w:ind w:firstLine="0"/>
+              <w:jc w:val="center"/>
+            </w:pPr>
+            <w:r/>
+            <w:r>
+              <w:rPr>
+                <w:rFonts w:ascii="Times New Roman" w:hAnsi="Times New Roman" w:eastAsia="楷体"/>
+                <w:b w:val="0"/>
+                <w:color w:val="000000"/>
+                <w:sz w:val="18"/>
+              </w:rPr>
+              <w:t>-4.30%</w:t>
+            </w:r>
+          </w:p>
+        </w:tc>
+        <w:tc>
+          <w:tcPr>
+            <w:tcW w:type="dxa" w:w="1344"/>
+            <w:vAlign w:val="center"/>
+            <w:tcBorders>
+              <w:top w:val="single" w:sz="4" w:color="A6A6A6"/>
+              <w:left w:val="single" w:sz="4" w:color="A6A6A6"/>
+              <w:bottom w:val="single" w:sz="4" w:color="A6A6A6"/>
+              <w:right w:val="single" w:sz="4" w:color="A6A6A6"/>
+            </w:tcBorders>
+          </w:tcPr>
+          <w:p>
+            <w:pPr>
+              <w:spacing w:before="0" w:after="0" w:line="276" w:lineRule="auto"/>
+              <w:ind w:firstLine="0"/>
+              <w:jc w:val="center"/>
+            </w:pPr>
+            <w:r/>
+            <w:r>
+              <w:rPr>
+                <w:rFonts w:ascii="Times New Roman" w:hAnsi="Times New Roman" w:eastAsia="楷体"/>
+                <w:b w:val="0"/>
+                <w:color w:val="000000"/>
+                <w:sz w:val="18"/>
+              </w:rPr>
+              <w:t xml:space="preserve"> </w:t>
+            </w:r>
+          </w:p>
+        </w:tc>
+        <w:tc>
+          <w:tcPr>
+            <w:tcW w:type="dxa" w:w="1344"/>
+            <w:vAlign w:val="center"/>
+            <w:tcBorders>
+              <w:top w:val="single" w:sz="4" w:color="A6A6A6"/>
+              <w:left w:val="single" w:sz="4" w:color="A6A6A6"/>
+              <w:bottom w:val="single" w:sz="4" w:color="A6A6A6"/>
+              <w:right w:val="single" w:sz="4" w:color="A6A6A6"/>
+            </w:tcBorders>
+          </w:tcPr>
+          <w:p>
+            <w:pPr>
+              <w:spacing w:before="0" w:after="0" w:line="276" w:lineRule="auto"/>
+              <w:ind w:firstLine="0"/>
+              <w:jc w:val="center"/>
+            </w:pPr>
+            <w:r/>
+            <w:r>
+              <w:rPr>
+                <w:rFonts w:ascii="Times New Roman" w:hAnsi="Times New Roman" w:eastAsia="楷体"/>
+                <w:b w:val="0"/>
+                <w:color w:val="000000"/>
+                <w:sz w:val="18"/>
+              </w:rPr>
+              <w:t>120.12</w:t>
             </w:r>
           </w:p>
         </w:tc>
@@ -977,7 +2002,7 @@
                 <w:color w:val="000000"/>
                 <w:sz w:val="18"/>
               </w:rPr>
-              <w:t>松原市</w:t>
+              <w:t>南平市</w:t>
             </w:r>
           </w:p>
         </w:tc>
@@ -1006,7 +2031,7 @@
                 <w:color w:val="000000"/>
                 <w:sz w:val="18"/>
               </w:rPr>
-              <w:t>1,030.60</w:t>
+              <w:t>2,189.73</w:t>
             </w:r>
           </w:p>
         </w:tc>
@@ -1035,7 +2060,7 @@
                 <w:color w:val="000000"/>
                 <w:sz w:val="18"/>
               </w:rPr>
-              <w:t>—</w:t>
+              <w:t>8.38</w:t>
             </w:r>
           </w:p>
         </w:tc>
@@ -1064,7 +2089,7 @@
                 <w:color w:val="000000"/>
                 <w:sz w:val="18"/>
               </w:rPr>
-              <w:t>4.20%</w:t>
+              <w:t>5.00%</w:t>
             </w:r>
           </w:p>
         </w:tc>
@@ -1093,7 +2118,7 @@
                 <w:color w:val="000000"/>
                 <w:sz w:val="18"/>
               </w:rPr>
-              <w:t xml:space="preserve"> </w:t>
+              <w:t>18.4:32.4:49.2</w:t>
             </w:r>
           </w:p>
         </w:tc>
@@ -1122,7 +2147,7 @@
                 <w:color w:val="000000"/>
                 <w:sz w:val="18"/>
               </w:rPr>
-              <w:t>—</w:t>
+              <w:t>119.21</w:t>
             </w:r>
           </w:p>
         </w:tc>
@@ -1151,1032 +2176,7 @@
                 <w:color w:val="000000"/>
                 <w:sz w:val="18"/>
               </w:rPr>
-              <w:t>—</w:t>
-            </w:r>
-          </w:p>
-        </w:tc>
-      </w:tr>
-      <w:tr>
-        <w:tc>
-          <w:tcPr>
-            <w:tcW w:type="dxa" w:w="1344"/>
-            <w:vAlign w:val="center"/>
-            <w:tcBorders>
-              <w:top w:val="single" w:sz="4" w:color="A6A6A6"/>
-              <w:left w:val="single" w:sz="4" w:color="A6A6A6"/>
-              <w:bottom w:val="single" w:sz="4" w:color="A6A6A6"/>
-              <w:right w:val="single" w:sz="4" w:color="A6A6A6"/>
-            </w:tcBorders>
-          </w:tcPr>
-          <w:p>
-            <w:pPr>
-              <w:spacing w:before="0" w:after="0" w:line="276" w:lineRule="auto"/>
-              <w:ind w:firstLine="0"/>
-              <w:jc w:val="left"/>
-            </w:pPr>
-            <w:r/>
-            <w:r>
-              <w:rPr>
-                <w:rFonts w:ascii="Times New Roman" w:hAnsi="Times New Roman" w:eastAsia="楷体"/>
-                <w:b w:val="0"/>
-                <w:color w:val="000000"/>
-                <w:sz w:val="18"/>
-              </w:rPr>
-              <w:t>白城市</w:t>
-            </w:r>
-          </w:p>
-        </w:tc>
-        <w:tc>
-          <w:tcPr>
-            <w:tcW w:type="dxa" w:w="1344"/>
-            <w:vAlign w:val="center"/>
-            <w:tcBorders>
-              <w:top w:val="single" w:sz="4" w:color="A6A6A6"/>
-              <w:left w:val="single" w:sz="4" w:color="A6A6A6"/>
-              <w:bottom w:val="single" w:sz="4" w:color="A6A6A6"/>
-              <w:right w:val="single" w:sz="4" w:color="A6A6A6"/>
-            </w:tcBorders>
-          </w:tcPr>
-          <w:p>
-            <w:pPr>
-              <w:spacing w:before="0" w:after="0" w:line="276" w:lineRule="auto"/>
-              <w:ind w:firstLine="0"/>
-              <w:jc w:val="center"/>
-            </w:pPr>
-            <w:r/>
-            <w:r>
-              <w:rPr>
-                <w:rFonts w:ascii="Times New Roman" w:hAnsi="Times New Roman" w:eastAsia="楷体"/>
-                <w:b w:val="0"/>
-                <w:color w:val="000000"/>
-                <w:sz w:val="18"/>
-              </w:rPr>
-              <w:t>626.52</w:t>
-            </w:r>
-          </w:p>
-        </w:tc>
-        <w:tc>
-          <w:tcPr>
-            <w:tcW w:type="dxa" w:w="1344"/>
-            <w:vAlign w:val="center"/>
-            <w:tcBorders>
-              <w:top w:val="single" w:sz="4" w:color="A6A6A6"/>
-              <w:left w:val="single" w:sz="4" w:color="A6A6A6"/>
-              <w:bottom w:val="single" w:sz="4" w:color="A6A6A6"/>
-              <w:right w:val="single" w:sz="4" w:color="A6A6A6"/>
-            </w:tcBorders>
-          </w:tcPr>
-          <w:p>
-            <w:pPr>
-              <w:spacing w:before="0" w:after="0" w:line="276" w:lineRule="auto"/>
-              <w:ind w:firstLine="0"/>
-              <w:jc w:val="center"/>
-            </w:pPr>
-            <w:r/>
-            <w:r>
-              <w:rPr>
-                <w:rFonts w:ascii="Times New Roman" w:hAnsi="Times New Roman" w:eastAsia="楷体"/>
-                <w:b w:val="0"/>
-                <w:color w:val="000000"/>
-                <w:sz w:val="18"/>
-              </w:rPr>
-              <w:t>—</w:t>
-            </w:r>
-          </w:p>
-        </w:tc>
-        <w:tc>
-          <w:tcPr>
-            <w:tcW w:type="dxa" w:w="1344"/>
-            <w:vAlign w:val="center"/>
-            <w:tcBorders>
-              <w:top w:val="single" w:sz="4" w:color="A6A6A6"/>
-              <w:left w:val="single" w:sz="4" w:color="A6A6A6"/>
-              <w:bottom w:val="single" w:sz="4" w:color="A6A6A6"/>
-              <w:right w:val="single" w:sz="4" w:color="A6A6A6"/>
-            </w:tcBorders>
-          </w:tcPr>
-          <w:p>
-            <w:pPr>
-              <w:spacing w:before="0" w:after="0" w:line="276" w:lineRule="auto"/>
-              <w:ind w:firstLine="0"/>
-              <w:jc w:val="center"/>
-            </w:pPr>
-            <w:r/>
-            <w:r>
-              <w:rPr>
-                <w:rFonts w:ascii="Times New Roman" w:hAnsi="Times New Roman" w:eastAsia="楷体"/>
-                <w:b w:val="0"/>
-                <w:color w:val="000000"/>
-                <w:sz w:val="18"/>
-              </w:rPr>
-              <w:t>4.40%</w:t>
-            </w:r>
-          </w:p>
-        </w:tc>
-        <w:tc>
-          <w:tcPr>
-            <w:tcW w:type="dxa" w:w="1344"/>
-            <w:vAlign w:val="center"/>
-            <w:tcBorders>
-              <w:top w:val="single" w:sz="4" w:color="A6A6A6"/>
-              <w:left w:val="single" w:sz="4" w:color="A6A6A6"/>
-              <w:bottom w:val="single" w:sz="4" w:color="A6A6A6"/>
-              <w:right w:val="single" w:sz="4" w:color="A6A6A6"/>
-            </w:tcBorders>
-          </w:tcPr>
-          <w:p>
-            <w:pPr>
-              <w:spacing w:before="0" w:after="0" w:line="276" w:lineRule="auto"/>
-              <w:ind w:firstLine="0"/>
-              <w:jc w:val="center"/>
-            </w:pPr>
-            <w:r/>
-            <w:r>
-              <w:rPr>
-                <w:rFonts w:ascii="Times New Roman" w:hAnsi="Times New Roman" w:eastAsia="楷体"/>
-                <w:b w:val="0"/>
-                <w:color w:val="000000"/>
-                <w:sz w:val="18"/>
-              </w:rPr>
-              <w:t xml:space="preserve"> </w:t>
-            </w:r>
-          </w:p>
-        </w:tc>
-        <w:tc>
-          <w:tcPr>
-            <w:tcW w:type="dxa" w:w="1344"/>
-            <w:vAlign w:val="center"/>
-            <w:tcBorders>
-              <w:top w:val="single" w:sz="4" w:color="A6A6A6"/>
-              <w:left w:val="single" w:sz="4" w:color="A6A6A6"/>
-              <w:bottom w:val="single" w:sz="4" w:color="A6A6A6"/>
-              <w:right w:val="single" w:sz="4" w:color="A6A6A6"/>
-            </w:tcBorders>
-          </w:tcPr>
-          <w:p>
-            <w:pPr>
-              <w:spacing w:before="0" w:after="0" w:line="276" w:lineRule="auto"/>
-              <w:ind w:firstLine="0"/>
-              <w:jc w:val="center"/>
-            </w:pPr>
-            <w:r/>
-            <w:r>
-              <w:rPr>
-                <w:rFonts w:ascii="Times New Roman" w:hAnsi="Times New Roman" w:eastAsia="楷体"/>
-                <w:b w:val="0"/>
-                <w:color w:val="000000"/>
-                <w:sz w:val="18"/>
-              </w:rPr>
-              <w:t>44.36</w:t>
-            </w:r>
-          </w:p>
-        </w:tc>
-        <w:tc>
-          <w:tcPr>
-            <w:tcW w:type="dxa" w:w="1344"/>
-            <w:vAlign w:val="center"/>
-            <w:tcBorders>
-              <w:top w:val="single" w:sz="4" w:color="A6A6A6"/>
-              <w:left w:val="single" w:sz="4" w:color="A6A6A6"/>
-              <w:bottom w:val="single" w:sz="4" w:color="A6A6A6"/>
-              <w:right w:val="single" w:sz="4" w:color="A6A6A6"/>
-            </w:tcBorders>
-          </w:tcPr>
-          <w:p>
-            <w:pPr>
-              <w:spacing w:before="0" w:after="0" w:line="276" w:lineRule="auto"/>
-              <w:ind w:firstLine="0"/>
-              <w:jc w:val="center"/>
-            </w:pPr>
-            <w:r/>
-            <w:r>
-              <w:rPr>
-                <w:rFonts w:ascii="Times New Roman" w:hAnsi="Times New Roman" w:eastAsia="楷体"/>
-                <w:b w:val="0"/>
-                <w:color w:val="000000"/>
-                <w:sz w:val="18"/>
-              </w:rPr>
-              <w:t>—</w:t>
-            </w:r>
-          </w:p>
-        </w:tc>
-      </w:tr>
-      <w:tr>
-        <w:tc>
-          <w:tcPr>
-            <w:tcW w:type="dxa" w:w="1344"/>
-            <w:vAlign w:val="center"/>
-            <w:tcBorders>
-              <w:top w:val="single" w:sz="4" w:color="A6A6A6"/>
-              <w:left w:val="single" w:sz="4" w:color="A6A6A6"/>
-              <w:bottom w:val="single" w:sz="4" w:color="A6A6A6"/>
-              <w:right w:val="single" w:sz="4" w:color="A6A6A6"/>
-            </w:tcBorders>
-          </w:tcPr>
-          <w:p>
-            <w:pPr>
-              <w:spacing w:before="0" w:after="0" w:line="276" w:lineRule="auto"/>
-              <w:ind w:firstLine="0"/>
-              <w:jc w:val="left"/>
-            </w:pPr>
-            <w:r/>
-            <w:r>
-              <w:rPr>
-                <w:rFonts w:ascii="Times New Roman" w:hAnsi="Times New Roman" w:eastAsia="楷体"/>
-                <w:b w:val="0"/>
-                <w:color w:val="000000"/>
-                <w:sz w:val="18"/>
-              </w:rPr>
-              <w:t>四平市</w:t>
-            </w:r>
-          </w:p>
-        </w:tc>
-        <w:tc>
-          <w:tcPr>
-            <w:tcW w:type="dxa" w:w="1344"/>
-            <w:vAlign w:val="center"/>
-            <w:tcBorders>
-              <w:top w:val="single" w:sz="4" w:color="A6A6A6"/>
-              <w:left w:val="single" w:sz="4" w:color="A6A6A6"/>
-              <w:bottom w:val="single" w:sz="4" w:color="A6A6A6"/>
-              <w:right w:val="single" w:sz="4" w:color="A6A6A6"/>
-            </w:tcBorders>
-          </w:tcPr>
-          <w:p>
-            <w:pPr>
-              <w:spacing w:before="0" w:after="0" w:line="276" w:lineRule="auto"/>
-              <w:ind w:firstLine="0"/>
-              <w:jc w:val="center"/>
-            </w:pPr>
-            <w:r/>
-            <w:r>
-              <w:rPr>
-                <w:rFonts w:ascii="Times New Roman" w:hAnsi="Times New Roman" w:eastAsia="楷体"/>
-                <w:b w:val="0"/>
-                <w:color w:val="000000"/>
-                <w:sz w:val="18"/>
-              </w:rPr>
-              <w:t>601.57</w:t>
-            </w:r>
-          </w:p>
-        </w:tc>
-        <w:tc>
-          <w:tcPr>
-            <w:tcW w:type="dxa" w:w="1344"/>
-            <w:vAlign w:val="center"/>
-            <w:tcBorders>
-              <w:top w:val="single" w:sz="4" w:color="A6A6A6"/>
-              <w:left w:val="single" w:sz="4" w:color="A6A6A6"/>
-              <w:bottom w:val="single" w:sz="4" w:color="A6A6A6"/>
-              <w:right w:val="single" w:sz="4" w:color="A6A6A6"/>
-            </w:tcBorders>
-          </w:tcPr>
-          <w:p>
-            <w:pPr>
-              <w:spacing w:before="0" w:after="0" w:line="276" w:lineRule="auto"/>
-              <w:ind w:firstLine="0"/>
-              <w:jc w:val="center"/>
-            </w:pPr>
-            <w:r/>
-            <w:r>
-              <w:rPr>
-                <w:rFonts w:ascii="Times New Roman" w:hAnsi="Times New Roman" w:eastAsia="楷体"/>
-                <w:b w:val="0"/>
-                <w:color w:val="000000"/>
-                <w:sz w:val="18"/>
-              </w:rPr>
-              <w:t>—</w:t>
-            </w:r>
-          </w:p>
-        </w:tc>
-        <w:tc>
-          <w:tcPr>
-            <w:tcW w:type="dxa" w:w="1344"/>
-            <w:vAlign w:val="center"/>
-            <w:tcBorders>
-              <w:top w:val="single" w:sz="4" w:color="A6A6A6"/>
-              <w:left w:val="single" w:sz="4" w:color="A6A6A6"/>
-              <w:bottom w:val="single" w:sz="4" w:color="A6A6A6"/>
-              <w:right w:val="single" w:sz="4" w:color="A6A6A6"/>
-            </w:tcBorders>
-          </w:tcPr>
-          <w:p>
-            <w:pPr>
-              <w:spacing w:before="0" w:after="0" w:line="276" w:lineRule="auto"/>
-              <w:ind w:firstLine="0"/>
-              <w:jc w:val="center"/>
-            </w:pPr>
-            <w:r/>
-            <w:r>
-              <w:rPr>
-                <w:rFonts w:ascii="Times New Roman" w:hAnsi="Times New Roman" w:eastAsia="楷体"/>
-                <w:b w:val="0"/>
-                <w:color w:val="000000"/>
-                <w:sz w:val="18"/>
-              </w:rPr>
-              <w:t>4.60%</w:t>
-            </w:r>
-          </w:p>
-        </w:tc>
-        <w:tc>
-          <w:tcPr>
-            <w:tcW w:type="dxa" w:w="1344"/>
-            <w:vAlign w:val="center"/>
-            <w:tcBorders>
-              <w:top w:val="single" w:sz="4" w:color="A6A6A6"/>
-              <w:left w:val="single" w:sz="4" w:color="A6A6A6"/>
-              <w:bottom w:val="single" w:sz="4" w:color="A6A6A6"/>
-              <w:right w:val="single" w:sz="4" w:color="A6A6A6"/>
-            </w:tcBorders>
-          </w:tcPr>
-          <w:p>
-            <w:pPr>
-              <w:spacing w:before="0" w:after="0" w:line="276" w:lineRule="auto"/>
-              <w:ind w:firstLine="0"/>
-              <w:jc w:val="center"/>
-            </w:pPr>
-            <w:r/>
-            <w:r>
-              <w:rPr>
-                <w:rFonts w:ascii="Times New Roman" w:hAnsi="Times New Roman" w:eastAsia="楷体"/>
-                <w:b w:val="0"/>
-                <w:color w:val="000000"/>
-                <w:sz w:val="18"/>
-              </w:rPr>
-              <w:t xml:space="preserve"> </w:t>
-            </w:r>
-          </w:p>
-        </w:tc>
-        <w:tc>
-          <w:tcPr>
-            <w:tcW w:type="dxa" w:w="1344"/>
-            <w:vAlign w:val="center"/>
-            <w:tcBorders>
-              <w:top w:val="single" w:sz="4" w:color="A6A6A6"/>
-              <w:left w:val="single" w:sz="4" w:color="A6A6A6"/>
-              <w:bottom w:val="single" w:sz="4" w:color="A6A6A6"/>
-              <w:right w:val="single" w:sz="4" w:color="A6A6A6"/>
-            </w:tcBorders>
-          </w:tcPr>
-          <w:p>
-            <w:pPr>
-              <w:spacing w:before="0" w:after="0" w:line="276" w:lineRule="auto"/>
-              <w:ind w:firstLine="0"/>
-              <w:jc w:val="center"/>
-            </w:pPr>
-            <w:r/>
-            <w:r>
-              <w:rPr>
-                <w:rFonts w:ascii="Times New Roman" w:hAnsi="Times New Roman" w:eastAsia="楷体"/>
-                <w:b w:val="0"/>
-                <w:color w:val="000000"/>
-                <w:sz w:val="18"/>
-              </w:rPr>
-              <w:t>—</w:t>
-            </w:r>
-          </w:p>
-        </w:tc>
-        <w:tc>
-          <w:tcPr>
-            <w:tcW w:type="dxa" w:w="1344"/>
-            <w:vAlign w:val="center"/>
-            <w:tcBorders>
-              <w:top w:val="single" w:sz="4" w:color="A6A6A6"/>
-              <w:left w:val="single" w:sz="4" w:color="A6A6A6"/>
-              <w:bottom w:val="single" w:sz="4" w:color="A6A6A6"/>
-              <w:right w:val="single" w:sz="4" w:color="A6A6A6"/>
-            </w:tcBorders>
-          </w:tcPr>
-          <w:p>
-            <w:pPr>
-              <w:spacing w:before="0" w:after="0" w:line="276" w:lineRule="auto"/>
-              <w:ind w:firstLine="0"/>
-              <w:jc w:val="center"/>
-            </w:pPr>
-            <w:r/>
-            <w:r>
-              <w:rPr>
-                <w:rFonts w:ascii="Times New Roman" w:hAnsi="Times New Roman" w:eastAsia="楷体"/>
-                <w:b w:val="0"/>
-                <w:color w:val="000000"/>
-                <w:sz w:val="18"/>
-              </w:rPr>
-              <w:t>—</w:t>
-            </w:r>
-          </w:p>
-        </w:tc>
-      </w:tr>
-      <w:tr>
-        <w:tc>
-          <w:tcPr>
-            <w:tcW w:type="dxa" w:w="1344"/>
-            <w:vAlign w:val="center"/>
-            <w:tcBorders>
-              <w:top w:val="single" w:sz="4" w:color="A6A6A6"/>
-              <w:left w:val="single" w:sz="4" w:color="A6A6A6"/>
-              <w:bottom w:val="single" w:sz="4" w:color="A6A6A6"/>
-              <w:right w:val="single" w:sz="4" w:color="A6A6A6"/>
-            </w:tcBorders>
-          </w:tcPr>
-          <w:p>
-            <w:pPr>
-              <w:spacing w:before="0" w:after="0" w:line="276" w:lineRule="auto"/>
-              <w:ind w:firstLine="0"/>
-              <w:jc w:val="left"/>
-            </w:pPr>
-            <w:r/>
-            <w:r>
-              <w:rPr>
-                <w:rFonts w:ascii="Times New Roman" w:hAnsi="Times New Roman" w:eastAsia="楷体"/>
-                <w:b w:val="0"/>
-                <w:color w:val="000000"/>
-                <w:sz w:val="18"/>
-              </w:rPr>
-              <w:t>通化市</w:t>
-            </w:r>
-          </w:p>
-        </w:tc>
-        <w:tc>
-          <w:tcPr>
-            <w:tcW w:type="dxa" w:w="1344"/>
-            <w:vAlign w:val="center"/>
-            <w:tcBorders>
-              <w:top w:val="single" w:sz="4" w:color="A6A6A6"/>
-              <w:left w:val="single" w:sz="4" w:color="A6A6A6"/>
-              <w:bottom w:val="single" w:sz="4" w:color="A6A6A6"/>
-              <w:right w:val="single" w:sz="4" w:color="A6A6A6"/>
-            </w:tcBorders>
-          </w:tcPr>
-          <w:p>
-            <w:pPr>
-              <w:spacing w:before="0" w:after="0" w:line="276" w:lineRule="auto"/>
-              <w:ind w:firstLine="0"/>
-              <w:jc w:val="center"/>
-            </w:pPr>
-            <w:r/>
-            <w:r>
-              <w:rPr>
-                <w:rFonts w:ascii="Times New Roman" w:hAnsi="Times New Roman" w:eastAsia="楷体"/>
-                <w:b w:val="0"/>
-                <w:color w:val="000000"/>
-                <w:sz w:val="18"/>
-              </w:rPr>
-              <w:t>592.14</w:t>
-            </w:r>
-          </w:p>
-        </w:tc>
-        <w:tc>
-          <w:tcPr>
-            <w:tcW w:type="dxa" w:w="1344"/>
-            <w:vAlign w:val="center"/>
-            <w:tcBorders>
-              <w:top w:val="single" w:sz="4" w:color="A6A6A6"/>
-              <w:left w:val="single" w:sz="4" w:color="A6A6A6"/>
-              <w:bottom w:val="single" w:sz="4" w:color="A6A6A6"/>
-              <w:right w:val="single" w:sz="4" w:color="A6A6A6"/>
-            </w:tcBorders>
-          </w:tcPr>
-          <w:p>
-            <w:pPr>
-              <w:spacing w:before="0" w:after="0" w:line="276" w:lineRule="auto"/>
-              <w:ind w:firstLine="0"/>
-              <w:jc w:val="center"/>
-            </w:pPr>
-            <w:r/>
-            <w:r>
-              <w:rPr>
-                <w:rFonts w:ascii="Times New Roman" w:hAnsi="Times New Roman" w:eastAsia="楷体"/>
-                <w:b w:val="0"/>
-                <w:color w:val="000000"/>
-                <w:sz w:val="18"/>
-              </w:rPr>
-              <w:t>—</w:t>
-            </w:r>
-          </w:p>
-        </w:tc>
-        <w:tc>
-          <w:tcPr>
-            <w:tcW w:type="dxa" w:w="1344"/>
-            <w:vAlign w:val="center"/>
-            <w:tcBorders>
-              <w:top w:val="single" w:sz="4" w:color="A6A6A6"/>
-              <w:left w:val="single" w:sz="4" w:color="A6A6A6"/>
-              <w:bottom w:val="single" w:sz="4" w:color="A6A6A6"/>
-              <w:right w:val="single" w:sz="4" w:color="A6A6A6"/>
-            </w:tcBorders>
-          </w:tcPr>
-          <w:p>
-            <w:pPr>
-              <w:spacing w:before="0" w:after="0" w:line="276" w:lineRule="auto"/>
-              <w:ind w:firstLine="0"/>
-              <w:jc w:val="center"/>
-            </w:pPr>
-            <w:r/>
-            <w:r>
-              <w:rPr>
-                <w:rFonts w:ascii="Times New Roman" w:hAnsi="Times New Roman" w:eastAsia="楷体"/>
-                <w:b w:val="0"/>
-                <w:color w:val="000000"/>
-                <w:sz w:val="18"/>
-              </w:rPr>
-              <w:t>4.50%</w:t>
-            </w:r>
-          </w:p>
-        </w:tc>
-        <w:tc>
-          <w:tcPr>
-            <w:tcW w:type="dxa" w:w="1344"/>
-            <w:vAlign w:val="center"/>
-            <w:tcBorders>
-              <w:top w:val="single" w:sz="4" w:color="A6A6A6"/>
-              <w:left w:val="single" w:sz="4" w:color="A6A6A6"/>
-              <w:bottom w:val="single" w:sz="4" w:color="A6A6A6"/>
-              <w:right w:val="single" w:sz="4" w:color="A6A6A6"/>
-            </w:tcBorders>
-          </w:tcPr>
-          <w:p>
-            <w:pPr>
-              <w:spacing w:before="0" w:after="0" w:line="276" w:lineRule="auto"/>
-              <w:ind w:firstLine="0"/>
-              <w:jc w:val="center"/>
-            </w:pPr>
-            <w:r/>
-            <w:r>
-              <w:rPr>
-                <w:rFonts w:ascii="Times New Roman" w:hAnsi="Times New Roman" w:eastAsia="楷体"/>
-                <w:b w:val="0"/>
-                <w:color w:val="000000"/>
-                <w:sz w:val="18"/>
-              </w:rPr>
-              <w:t xml:space="preserve"> </w:t>
-            </w:r>
-          </w:p>
-        </w:tc>
-        <w:tc>
-          <w:tcPr>
-            <w:tcW w:type="dxa" w:w="1344"/>
-            <w:vAlign w:val="center"/>
-            <w:tcBorders>
-              <w:top w:val="single" w:sz="4" w:color="A6A6A6"/>
-              <w:left w:val="single" w:sz="4" w:color="A6A6A6"/>
-              <w:bottom w:val="single" w:sz="4" w:color="A6A6A6"/>
-              <w:right w:val="single" w:sz="4" w:color="A6A6A6"/>
-            </w:tcBorders>
-          </w:tcPr>
-          <w:p>
-            <w:pPr>
-              <w:spacing w:before="0" w:after="0" w:line="276" w:lineRule="auto"/>
-              <w:ind w:firstLine="0"/>
-              <w:jc w:val="center"/>
-            </w:pPr>
-            <w:r/>
-            <w:r>
-              <w:rPr>
-                <w:rFonts w:ascii="Times New Roman" w:hAnsi="Times New Roman" w:eastAsia="楷体"/>
-                <w:b w:val="0"/>
-                <w:color w:val="000000"/>
-                <w:sz w:val="18"/>
-              </w:rPr>
-              <w:t>66.92</w:t>
-            </w:r>
-          </w:p>
-        </w:tc>
-        <w:tc>
-          <w:tcPr>
-            <w:tcW w:type="dxa" w:w="1344"/>
-            <w:vAlign w:val="center"/>
-            <w:tcBorders>
-              <w:top w:val="single" w:sz="4" w:color="A6A6A6"/>
-              <w:left w:val="single" w:sz="4" w:color="A6A6A6"/>
-              <w:bottom w:val="single" w:sz="4" w:color="A6A6A6"/>
-              <w:right w:val="single" w:sz="4" w:color="A6A6A6"/>
-            </w:tcBorders>
-          </w:tcPr>
-          <w:p>
-            <w:pPr>
-              <w:spacing w:before="0" w:after="0" w:line="276" w:lineRule="auto"/>
-              <w:ind w:firstLine="0"/>
-              <w:jc w:val="center"/>
-            </w:pPr>
-            <w:r/>
-            <w:r>
-              <w:rPr>
-                <w:rFonts w:ascii="Times New Roman" w:hAnsi="Times New Roman" w:eastAsia="楷体"/>
-                <w:b w:val="0"/>
-                <w:color w:val="000000"/>
-                <w:sz w:val="18"/>
-              </w:rPr>
-              <w:t>—</w:t>
-            </w:r>
-          </w:p>
-        </w:tc>
-      </w:tr>
-      <w:tr>
-        <w:tc>
-          <w:tcPr>
-            <w:tcW w:type="dxa" w:w="1344"/>
-            <w:vAlign w:val="center"/>
-            <w:tcBorders>
-              <w:top w:val="single" w:sz="4" w:color="A6A6A6"/>
-              <w:left w:val="single" w:sz="4" w:color="A6A6A6"/>
-              <w:bottom w:val="single" w:sz="4" w:color="A6A6A6"/>
-              <w:right w:val="single" w:sz="4" w:color="A6A6A6"/>
-            </w:tcBorders>
-          </w:tcPr>
-          <w:p>
-            <w:pPr>
-              <w:spacing w:before="0" w:after="0" w:line="276" w:lineRule="auto"/>
-              <w:ind w:firstLine="0"/>
-              <w:jc w:val="left"/>
-            </w:pPr>
-            <w:r/>
-            <w:r>
-              <w:rPr>
-                <w:rFonts w:ascii="Times New Roman" w:hAnsi="Times New Roman" w:eastAsia="楷体"/>
-                <w:b w:val="0"/>
-                <w:color w:val="000000"/>
-                <w:sz w:val="18"/>
-              </w:rPr>
-              <w:t>白山市</w:t>
-            </w:r>
-          </w:p>
-        </w:tc>
-        <w:tc>
-          <w:tcPr>
-            <w:tcW w:type="dxa" w:w="1344"/>
-            <w:vAlign w:val="center"/>
-            <w:tcBorders>
-              <w:top w:val="single" w:sz="4" w:color="A6A6A6"/>
-              <w:left w:val="single" w:sz="4" w:color="A6A6A6"/>
-              <w:bottom w:val="single" w:sz="4" w:color="A6A6A6"/>
-              <w:right w:val="single" w:sz="4" w:color="A6A6A6"/>
-            </w:tcBorders>
-          </w:tcPr>
-          <w:p>
-            <w:pPr>
-              <w:spacing w:before="0" w:after="0" w:line="276" w:lineRule="auto"/>
-              <w:ind w:firstLine="0"/>
-              <w:jc w:val="center"/>
-            </w:pPr>
-            <w:r/>
-            <w:r>
-              <w:rPr>
-                <w:rFonts w:ascii="Times New Roman" w:hAnsi="Times New Roman" w:eastAsia="楷体"/>
-                <w:b w:val="0"/>
-                <w:color w:val="000000"/>
-                <w:sz w:val="18"/>
-              </w:rPr>
-              <w:t>590.17</w:t>
-            </w:r>
-          </w:p>
-        </w:tc>
-        <w:tc>
-          <w:tcPr>
-            <w:tcW w:type="dxa" w:w="1344"/>
-            <w:vAlign w:val="center"/>
-            <w:tcBorders>
-              <w:top w:val="single" w:sz="4" w:color="A6A6A6"/>
-              <w:left w:val="single" w:sz="4" w:color="A6A6A6"/>
-              <w:bottom w:val="single" w:sz="4" w:color="A6A6A6"/>
-              <w:right w:val="single" w:sz="4" w:color="A6A6A6"/>
-            </w:tcBorders>
-          </w:tcPr>
-          <w:p>
-            <w:pPr>
-              <w:spacing w:before="0" w:after="0" w:line="276" w:lineRule="auto"/>
-              <w:ind w:firstLine="0"/>
-              <w:jc w:val="center"/>
-            </w:pPr>
-            <w:r/>
-            <w:r>
-              <w:rPr>
-                <w:rFonts w:ascii="Times New Roman" w:hAnsi="Times New Roman" w:eastAsia="楷体"/>
-                <w:b w:val="0"/>
-                <w:color w:val="000000"/>
-                <w:sz w:val="18"/>
-              </w:rPr>
-              <w:t>—</w:t>
-            </w:r>
-          </w:p>
-        </w:tc>
-        <w:tc>
-          <w:tcPr>
-            <w:tcW w:type="dxa" w:w="1344"/>
-            <w:vAlign w:val="center"/>
-            <w:tcBorders>
-              <w:top w:val="single" w:sz="4" w:color="A6A6A6"/>
-              <w:left w:val="single" w:sz="4" w:color="A6A6A6"/>
-              <w:bottom w:val="single" w:sz="4" w:color="A6A6A6"/>
-              <w:right w:val="single" w:sz="4" w:color="A6A6A6"/>
-            </w:tcBorders>
-          </w:tcPr>
-          <w:p>
-            <w:pPr>
-              <w:spacing w:before="0" w:after="0" w:line="276" w:lineRule="auto"/>
-              <w:ind w:firstLine="0"/>
-              <w:jc w:val="center"/>
-            </w:pPr>
-            <w:r/>
-            <w:r>
-              <w:rPr>
-                <w:rFonts w:ascii="Times New Roman" w:hAnsi="Times New Roman" w:eastAsia="楷体"/>
-                <w:b w:val="0"/>
-                <w:color w:val="000000"/>
-                <w:sz w:val="18"/>
-              </w:rPr>
-              <w:t>5.60%</w:t>
-            </w:r>
-          </w:p>
-        </w:tc>
-        <w:tc>
-          <w:tcPr>
-            <w:tcW w:type="dxa" w:w="1344"/>
-            <w:vAlign w:val="center"/>
-            <w:tcBorders>
-              <w:top w:val="single" w:sz="4" w:color="A6A6A6"/>
-              <w:left w:val="single" w:sz="4" w:color="A6A6A6"/>
-              <w:bottom w:val="single" w:sz="4" w:color="A6A6A6"/>
-              <w:right w:val="single" w:sz="4" w:color="A6A6A6"/>
-            </w:tcBorders>
-          </w:tcPr>
-          <w:p>
-            <w:pPr>
-              <w:spacing w:before="0" w:after="0" w:line="276" w:lineRule="auto"/>
-              <w:ind w:firstLine="0"/>
-              <w:jc w:val="center"/>
-            </w:pPr>
-            <w:r/>
-            <w:r>
-              <w:rPr>
-                <w:rFonts w:ascii="Times New Roman" w:hAnsi="Times New Roman" w:eastAsia="楷体"/>
-                <w:b w:val="0"/>
-                <w:color w:val="000000"/>
-                <w:sz w:val="18"/>
-              </w:rPr>
-              <w:t xml:space="preserve"> </w:t>
-            </w:r>
-          </w:p>
-        </w:tc>
-        <w:tc>
-          <w:tcPr>
-            <w:tcW w:type="dxa" w:w="1344"/>
-            <w:vAlign w:val="center"/>
-            <w:tcBorders>
-              <w:top w:val="single" w:sz="4" w:color="A6A6A6"/>
-              <w:left w:val="single" w:sz="4" w:color="A6A6A6"/>
-              <w:bottom w:val="single" w:sz="4" w:color="A6A6A6"/>
-              <w:right w:val="single" w:sz="4" w:color="A6A6A6"/>
-            </w:tcBorders>
-          </w:tcPr>
-          <w:p>
-            <w:pPr>
-              <w:spacing w:before="0" w:after="0" w:line="276" w:lineRule="auto"/>
-              <w:ind w:firstLine="0"/>
-              <w:jc w:val="center"/>
-            </w:pPr>
-            <w:r/>
-            <w:r>
-              <w:rPr>
-                <w:rFonts w:ascii="Times New Roman" w:hAnsi="Times New Roman" w:eastAsia="楷体"/>
-                <w:b w:val="0"/>
-                <w:color w:val="000000"/>
-                <w:sz w:val="18"/>
-              </w:rPr>
-              <w:t>36.80</w:t>
-            </w:r>
-          </w:p>
-        </w:tc>
-        <w:tc>
-          <w:tcPr>
-            <w:tcW w:type="dxa" w:w="1344"/>
-            <w:vAlign w:val="center"/>
-            <w:tcBorders>
-              <w:top w:val="single" w:sz="4" w:color="A6A6A6"/>
-              <w:left w:val="single" w:sz="4" w:color="A6A6A6"/>
-              <w:bottom w:val="single" w:sz="4" w:color="A6A6A6"/>
-              <w:right w:val="single" w:sz="4" w:color="A6A6A6"/>
-            </w:tcBorders>
-          </w:tcPr>
-          <w:p>
-            <w:pPr>
-              <w:spacing w:before="0" w:after="0" w:line="276" w:lineRule="auto"/>
-              <w:ind w:firstLine="0"/>
-              <w:jc w:val="center"/>
-            </w:pPr>
-            <w:r/>
-            <w:r>
-              <w:rPr>
-                <w:rFonts w:ascii="Times New Roman" w:hAnsi="Times New Roman" w:eastAsia="楷体"/>
-                <w:b w:val="0"/>
-                <w:color w:val="000000"/>
-                <w:sz w:val="18"/>
-              </w:rPr>
-              <w:t>—</w:t>
-            </w:r>
-          </w:p>
-        </w:tc>
-      </w:tr>
-      <w:tr>
-        <w:tc>
-          <w:tcPr>
-            <w:tcW w:type="dxa" w:w="1344"/>
-            <w:vAlign w:val="center"/>
-            <w:tcBorders>
-              <w:top w:val="single" w:sz="4" w:color="A6A6A6"/>
-              <w:left w:val="single" w:sz="4" w:color="A6A6A6"/>
-              <w:bottom w:val="single" w:sz="4" w:color="A6A6A6"/>
-              <w:right w:val="single" w:sz="4" w:color="A6A6A6"/>
-            </w:tcBorders>
-          </w:tcPr>
-          <w:p>
-            <w:pPr>
-              <w:spacing w:before="0" w:after="0" w:line="276" w:lineRule="auto"/>
-              <w:ind w:firstLine="0"/>
-              <w:jc w:val="left"/>
-            </w:pPr>
-            <w:r/>
-            <w:r>
-              <w:rPr>
-                <w:rFonts w:ascii="Times New Roman" w:hAnsi="Times New Roman" w:eastAsia="楷体"/>
-                <w:b w:val="0"/>
-                <w:color w:val="000000"/>
-                <w:sz w:val="18"/>
-              </w:rPr>
-              <w:t>辽源市</w:t>
-            </w:r>
-          </w:p>
-        </w:tc>
-        <w:tc>
-          <w:tcPr>
-            <w:tcW w:type="dxa" w:w="1344"/>
-            <w:vAlign w:val="center"/>
-            <w:tcBorders>
-              <w:top w:val="single" w:sz="4" w:color="A6A6A6"/>
-              <w:left w:val="single" w:sz="4" w:color="A6A6A6"/>
-              <w:bottom w:val="single" w:sz="4" w:color="A6A6A6"/>
-              <w:right w:val="single" w:sz="4" w:color="A6A6A6"/>
-            </w:tcBorders>
-          </w:tcPr>
-          <w:p>
-            <w:pPr>
-              <w:spacing w:before="0" w:after="0" w:line="276" w:lineRule="auto"/>
-              <w:ind w:firstLine="0"/>
-              <w:jc w:val="center"/>
-            </w:pPr>
-            <w:r/>
-            <w:r>
-              <w:rPr>
-                <w:rFonts w:ascii="Times New Roman" w:hAnsi="Times New Roman" w:eastAsia="楷体"/>
-                <w:b w:val="0"/>
-                <w:color w:val="000000"/>
-                <w:sz w:val="18"/>
-              </w:rPr>
-              <w:t>547.09</w:t>
-            </w:r>
-          </w:p>
-        </w:tc>
-        <w:tc>
-          <w:tcPr>
-            <w:tcW w:type="dxa" w:w="1344"/>
-            <w:vAlign w:val="center"/>
-            <w:tcBorders>
-              <w:top w:val="single" w:sz="4" w:color="A6A6A6"/>
-              <w:left w:val="single" w:sz="4" w:color="A6A6A6"/>
-              <w:bottom w:val="single" w:sz="4" w:color="A6A6A6"/>
-              <w:right w:val="single" w:sz="4" w:color="A6A6A6"/>
-            </w:tcBorders>
-          </w:tcPr>
-          <w:p>
-            <w:pPr>
-              <w:spacing w:before="0" w:after="0" w:line="276" w:lineRule="auto"/>
-              <w:ind w:firstLine="0"/>
-              <w:jc w:val="center"/>
-            </w:pPr>
-            <w:r/>
-            <w:r>
-              <w:rPr>
-                <w:rFonts w:ascii="Times New Roman" w:hAnsi="Times New Roman" w:eastAsia="楷体"/>
-                <w:b w:val="0"/>
-                <w:color w:val="000000"/>
-                <w:sz w:val="18"/>
-              </w:rPr>
-              <w:t>—</w:t>
-            </w:r>
-          </w:p>
-        </w:tc>
-        <w:tc>
-          <w:tcPr>
-            <w:tcW w:type="dxa" w:w="1344"/>
-            <w:vAlign w:val="center"/>
-            <w:tcBorders>
-              <w:top w:val="single" w:sz="4" w:color="A6A6A6"/>
-              <w:left w:val="single" w:sz="4" w:color="A6A6A6"/>
-              <w:bottom w:val="single" w:sz="4" w:color="A6A6A6"/>
-              <w:right w:val="single" w:sz="4" w:color="A6A6A6"/>
-            </w:tcBorders>
-          </w:tcPr>
-          <w:p>
-            <w:pPr>
-              <w:spacing w:before="0" w:after="0" w:line="276" w:lineRule="auto"/>
-              <w:ind w:firstLine="0"/>
-              <w:jc w:val="center"/>
-            </w:pPr>
-            <w:r/>
-            <w:r>
-              <w:rPr>
-                <w:rFonts w:ascii="Times New Roman" w:hAnsi="Times New Roman" w:eastAsia="楷体"/>
-                <w:b w:val="0"/>
-                <w:color w:val="000000"/>
-                <w:sz w:val="18"/>
-              </w:rPr>
-              <w:t>5.70%</w:t>
-            </w:r>
-          </w:p>
-        </w:tc>
-        <w:tc>
-          <w:tcPr>
-            <w:tcW w:type="dxa" w:w="1344"/>
-            <w:vAlign w:val="center"/>
-            <w:tcBorders>
-              <w:top w:val="single" w:sz="4" w:color="A6A6A6"/>
-              <w:left w:val="single" w:sz="4" w:color="A6A6A6"/>
-              <w:bottom w:val="single" w:sz="4" w:color="A6A6A6"/>
-              <w:right w:val="single" w:sz="4" w:color="A6A6A6"/>
-            </w:tcBorders>
-          </w:tcPr>
-          <w:p>
-            <w:pPr>
-              <w:spacing w:before="0" w:after="0" w:line="276" w:lineRule="auto"/>
-              <w:ind w:firstLine="0"/>
-              <w:jc w:val="center"/>
-            </w:pPr>
-            <w:r/>
-            <w:r>
-              <w:rPr>
-                <w:rFonts w:ascii="Times New Roman" w:hAnsi="Times New Roman" w:eastAsia="楷体"/>
-                <w:b w:val="0"/>
-                <w:color w:val="000000"/>
-                <w:sz w:val="18"/>
-              </w:rPr>
-              <w:t xml:space="preserve"> </w:t>
-            </w:r>
-          </w:p>
-        </w:tc>
-        <w:tc>
-          <w:tcPr>
-            <w:tcW w:type="dxa" w:w="1344"/>
-            <w:vAlign w:val="center"/>
-            <w:tcBorders>
-              <w:top w:val="single" w:sz="4" w:color="A6A6A6"/>
-              <w:left w:val="single" w:sz="4" w:color="A6A6A6"/>
-              <w:bottom w:val="single" w:sz="4" w:color="A6A6A6"/>
-              <w:right w:val="single" w:sz="4" w:color="A6A6A6"/>
-            </w:tcBorders>
-          </w:tcPr>
-          <w:p>
-            <w:pPr>
-              <w:spacing w:before="0" w:after="0" w:line="276" w:lineRule="auto"/>
-              <w:ind w:firstLine="0"/>
-              <w:jc w:val="center"/>
-            </w:pPr>
-            <w:r/>
-            <w:r>
-              <w:rPr>
-                <w:rFonts w:ascii="Times New Roman" w:hAnsi="Times New Roman" w:eastAsia="楷体"/>
-                <w:b w:val="0"/>
-                <w:color w:val="000000"/>
-                <w:sz w:val="18"/>
-              </w:rPr>
-              <w:t>31.77</w:t>
-            </w:r>
-          </w:p>
-        </w:tc>
-        <w:tc>
-          <w:tcPr>
-            <w:tcW w:type="dxa" w:w="1344"/>
-            <w:vAlign w:val="center"/>
-            <w:tcBorders>
-              <w:top w:val="single" w:sz="4" w:color="A6A6A6"/>
-              <w:left w:val="single" w:sz="4" w:color="A6A6A6"/>
-              <w:bottom w:val="single" w:sz="4" w:color="A6A6A6"/>
-              <w:right w:val="single" w:sz="4" w:color="A6A6A6"/>
-            </w:tcBorders>
-          </w:tcPr>
-          <w:p>
-            <w:pPr>
-              <w:spacing w:before="0" w:after="0" w:line="276" w:lineRule="auto"/>
-              <w:ind w:firstLine="0"/>
-              <w:jc w:val="center"/>
-            </w:pPr>
-            <w:r/>
-            <w:r>
-              <w:rPr>
-                <w:rFonts w:ascii="Times New Roman" w:hAnsi="Times New Roman" w:eastAsia="楷体"/>
-                <w:b w:val="0"/>
-                <w:color w:val="000000"/>
-                <w:sz w:val="18"/>
-              </w:rPr>
-              <w:t>—</w:t>
+              <w:t>260.40</w:t>
             </w:r>
           </w:p>
         </w:tc>
@@ -2209,7 +2209,7 @@
           <w:color w:val="000000"/>
           <w:sz w:val="21"/>
         </w:rPr>
-        <w:t>省内对比看，辽源市2025年GDP总量547.09亿元、列全省第九位，一般公共预算收入31.77亿元、列全省第七位。整体来看，辽源市经济基本面在吉林省内具有一定代表性，但需关注固定资产投资走势及新旧动能转换的接续性。</w:t>
+        <w:t>省内对比看，厦门市2025年GDP总量8,980.37亿元、列全省第三位；一般公共预算收入961.08亿元、稳居全省第一。整体来看，厦门市在福建省内的经济与财政地位较为重要，但放到同类城市横向看，产业结构升级与新旧动能转换仍是中长期需要关注的核心课题。</w:t>
       </w:r>
     </w:p>
     <w:p>
@@ -2224,7 +2224,7 @@
           <w:color w:val="000000"/>
           <w:sz w:val="21"/>
         </w:rPr>
-        <w:t>■ 辽源市财政体量在吉林省处于中游，税收占比—、税收占比处于一般水平，但政府性基金收入较2023年累计下降51%、土地财政贡献度弱化；2025年末宽口径债务率774.63%、处于偏高水平，已显著高于公认的 300% 偏高临界线，后续偿债压力值得关注。</w:t>
+        <w:t>■ 厦门市财政体量在福建省稳居第一，税收占比处于70%以上的较高水平、显著高于全国地级市平均、财政质量较好；但受房地产市场调整影响，政府性基金收入较2023年累计缩水超三成、土地财政贡献度显著弱化；2025年末宽口径债务率437.72%、处于偏高水平，已显著高于公认的 300% 偏高临界线，后续偿债压力值得关注。</w:t>
       </w:r>
     </w:p>
     <w:p>
@@ -2239,7 +2239,7 @@
           <w:color w:val="000000"/>
           <w:sz w:val="21"/>
         </w:rPr>
-        <w:t>财政收入方面，2023、2024、2025年辽源市一般公共预算收入分别为19.42亿元、38.69亿元、31.77亿元，其中税收收入10.04亿元、9.95亿元、—亿元，税收占比维持在51.70%、25.71%、—；一般公共预算支出135.19亿元、183.67亿元、174.27亿元，财政自给率14.36%、21.06%、18.23%。</w:t>
+        <w:t>财政收入方面，2023、2024、2025年厦门市一般公共预算收入分别为932.14亿元、933.35亿元、961.08亿元，在福建省内稳居第一；其中税收收入分别为665.07亿元、653.89亿元、675.52亿元，税收占比维持在71.35%、70.06%、70.29%，处于70%以上的较高水平、显著高于全国地级市平均、财政质量较好。一般公共预算支出分别为1,084.65亿元、1,059.20亿元、1,076.56亿元，财政自给率85.94%、88.12%、89.27%，财政自给率处于较高水平。</w:t>
       </w:r>
     </w:p>
     <w:p>
@@ -2254,7 +2254,7 @@
           <w:color w:val="000000"/>
           <w:sz w:val="21"/>
         </w:rPr>
-        <w:t>政府性基金收入方面，2023、2024、2025年分别为15.89亿元、15.63亿元、7.78亿元，政府性基金收入较2023年累计下降51%、土地财政贡献度弱化，反映地方综合财力对房地产周期的敞口。</w:t>
+        <w:t>政府性基金收入方面，2023、2024、2025年厦门市政府性基金收入分别为675.59亿元、423.68亿元、317.77亿元，较2023年累计缩水超三成、土地财政贡献度显著弱化，反映地方综合财力对房地产周期与土地市场的敞口较大。</w:t>
       </w:r>
     </w:p>
     <w:p>
@@ -2270,7 +2270,7 @@
           <w:color w:val="000000"/>
           <w:sz w:val="21"/>
         </w:rPr>
-        <w:t>图表：2023-2025年辽源市财政收入情况(单位:亿元、%)</w:t>
+        <w:t>图表：2023-2025年厦门市财政收入情况(单位:亿元、%)</w:t>
       </w:r>
     </w:p>
     <w:tbl>
@@ -2555,7 +2555,7 @@
                 <w:color w:val="000000"/>
                 <w:sz w:val="18"/>
               </w:rPr>
-              <w:t>19.42</w:t>
+              <w:t>932.14</w:t>
             </w:r>
           </w:p>
         </w:tc>
@@ -2584,7 +2584,7 @@
                 <w:color w:val="000000"/>
                 <w:sz w:val="18"/>
               </w:rPr>
-              <w:t>13.20%</w:t>
+              <w:t>5.50%</w:t>
             </w:r>
           </w:p>
         </w:tc>
@@ -2613,7 +2613,7 @@
                 <w:color w:val="000000"/>
                 <w:sz w:val="18"/>
               </w:rPr>
-              <w:t>38.69</w:t>
+              <w:t>933.35</w:t>
             </w:r>
           </w:p>
         </w:tc>
@@ -2642,7 +2642,7 @@
                 <w:color w:val="000000"/>
                 <w:sz w:val="18"/>
               </w:rPr>
-              <w:t>99.23%</w:t>
+              <w:t>0.13%</w:t>
             </w:r>
           </w:p>
         </w:tc>
@@ -2671,7 +2671,7 @@
                 <w:color w:val="000000"/>
                 <w:sz w:val="18"/>
               </w:rPr>
-              <w:t>31.77</w:t>
+              <w:t>961.08</w:t>
             </w:r>
           </w:p>
         </w:tc>
@@ -2700,7 +2700,7 @@
                 <w:color w:val="000000"/>
                 <w:sz w:val="18"/>
               </w:rPr>
-              <w:t>-17.89%</w:t>
+              <w:t>2.97%</w:t>
             </w:r>
           </w:p>
         </w:tc>
@@ -2760,7 +2760,7 @@
                 <w:color w:val="000000"/>
                 <w:sz w:val="18"/>
               </w:rPr>
-              <w:t>10.04</w:t>
+              <w:t>665.07</w:t>
             </w:r>
           </w:p>
         </w:tc>
@@ -2818,7 +2818,7 @@
                 <w:color w:val="000000"/>
                 <w:sz w:val="18"/>
               </w:rPr>
-              <w:t>9.95</w:t>
+              <w:t>653.89</w:t>
             </w:r>
           </w:p>
         </w:tc>
@@ -2847,7 +2847,7 @@
                 <w:color w:val="000000"/>
                 <w:sz w:val="18"/>
               </w:rPr>
-              <w:t>-0.90%</w:t>
+              <w:t>-1.68%</w:t>
             </w:r>
           </w:p>
         </w:tc>
@@ -2876,7 +2876,7 @@
                 <w:color w:val="000000"/>
                 <w:sz w:val="18"/>
               </w:rPr>
-              <w:t>—</w:t>
+              <w:t>675.52</w:t>
             </w:r>
           </w:p>
         </w:tc>
@@ -2905,7 +2905,7 @@
                 <w:color w:val="000000"/>
                 <w:sz w:val="18"/>
               </w:rPr>
-              <w:t>—</w:t>
+              <w:t>3.31%</w:t>
             </w:r>
           </w:p>
         </w:tc>
@@ -2965,7 +2965,7 @@
                 <w:color w:val="000000"/>
                 <w:sz w:val="18"/>
               </w:rPr>
-              <w:t>51.70%</w:t>
+              <w:t>71.35%</w:t>
             </w:r>
           </w:p>
         </w:tc>
@@ -3023,7 +3023,7 @@
                 <w:color w:val="000000"/>
                 <w:sz w:val="18"/>
               </w:rPr>
-              <w:t>25.71%</w:t>
+              <w:t>70.06%</w:t>
             </w:r>
           </w:p>
         </w:tc>
@@ -3081,7 +3081,7 @@
                 <w:color w:val="000000"/>
                 <w:sz w:val="18"/>
               </w:rPr>
-              <w:t>—</w:t>
+              <w:t>70.29%</w:t>
             </w:r>
           </w:p>
         </w:tc>
@@ -3170,7 +3170,7 @@
                 <w:color w:val="000000"/>
                 <w:sz w:val="18"/>
               </w:rPr>
-              <w:t>135.19</w:t>
+              <w:t>1,084.65</w:t>
             </w:r>
           </w:p>
         </w:tc>
@@ -3228,7 +3228,7 @@
                 <w:color w:val="000000"/>
                 <w:sz w:val="18"/>
               </w:rPr>
-              <w:t>183.67</w:t>
+              <w:t>1,059.20</w:t>
             </w:r>
           </w:p>
         </w:tc>
@@ -3257,7 +3257,7 @@
                 <w:color w:val="000000"/>
                 <w:sz w:val="18"/>
               </w:rPr>
-              <w:t>35.86%</w:t>
+              <w:t>-2.35%</w:t>
             </w:r>
           </w:p>
         </w:tc>
@@ -3286,7 +3286,7 @@
                 <w:color w:val="000000"/>
                 <w:sz w:val="18"/>
               </w:rPr>
-              <w:t>174.27</w:t>
+              <w:t>1,076.56</w:t>
             </w:r>
           </w:p>
         </w:tc>
@@ -3315,7 +3315,7 @@
                 <w:color w:val="000000"/>
                 <w:sz w:val="18"/>
               </w:rPr>
-              <w:t>-5.12%</w:t>
+              <w:t>1.64%</w:t>
             </w:r>
           </w:p>
         </w:tc>
@@ -3375,7 +3375,7 @@
                 <w:color w:val="000000"/>
                 <w:sz w:val="18"/>
               </w:rPr>
-              <w:t>14.36%</w:t>
+              <w:t>85.94%</w:t>
             </w:r>
           </w:p>
         </w:tc>
@@ -3433,7 +3433,7 @@
                 <w:color w:val="000000"/>
                 <w:sz w:val="18"/>
               </w:rPr>
-              <w:t>21.06%</w:t>
+              <w:t>88.12%</w:t>
             </w:r>
           </w:p>
         </w:tc>
@@ -3491,7 +3491,7 @@
                 <w:color w:val="000000"/>
                 <w:sz w:val="18"/>
               </w:rPr>
-              <w:t>18.23%</w:t>
+              <w:t>89.27%</w:t>
             </w:r>
           </w:p>
         </w:tc>
@@ -3580,7 +3580,7 @@
                 <w:color w:val="000000"/>
                 <w:sz w:val="18"/>
               </w:rPr>
-              <w:t>15.89</w:t>
+              <w:t>675.59</w:t>
             </w:r>
           </w:p>
         </w:tc>
@@ -3638,7 +3638,7 @@
                 <w:color w:val="000000"/>
                 <w:sz w:val="18"/>
               </w:rPr>
-              <w:t>15.63</w:t>
+              <w:t>423.68</w:t>
             </w:r>
           </w:p>
         </w:tc>
@@ -3667,7 +3667,7 @@
                 <w:color w:val="000000"/>
                 <w:sz w:val="18"/>
               </w:rPr>
-              <w:t>-1.64%</w:t>
+              <w:t>-37.29%</w:t>
             </w:r>
           </w:p>
         </w:tc>
@@ -3696,7 +3696,7 @@
                 <w:color w:val="000000"/>
                 <w:sz w:val="18"/>
               </w:rPr>
-              <w:t>7.78</w:t>
+              <w:t>317.77</w:t>
             </w:r>
           </w:p>
         </w:tc>
@@ -3725,7 +3725,7 @@
                 <w:color w:val="000000"/>
                 <w:sz w:val="18"/>
               </w:rPr>
-              <w:t>-50.22%</w:t>
+              <w:t>-25.00%</w:t>
             </w:r>
           </w:p>
         </w:tc>
@@ -3743,7 +3743,7 @@
           <w:color w:val="000000"/>
           <w:sz w:val="19"/>
         </w:rPr>
-        <w:t>资料来源:辽源市财政决算、企业预警通,风控信评部整理</w:t>
+        <w:t>资料来源:厦门市财政决算、企业预警通,风控信评部整理</w:t>
       </w:r>
     </w:p>
     <w:p>
@@ -3758,7 +3758,1291 @@
           <w:color w:val="000000"/>
           <w:sz w:val="21"/>
         </w:rPr>
-        <w:t>土地市场方面，【待补充:辽源市土地出让与房地产销售数据（土地市场数据库未覆盖该市）】。</w:t>
+        <w:t>土地市场方面，2021、2022、2023、2024、2025年厦门市经营性用地成交价分别为820.43亿元、654.49亿元、433.89亿元、329.89亿元、364.69亿元，2025年较2021年下降55.55%；同期平均溢价率为17.26%、2.60%、5.15%、2.98%、1.81%，整体处于低位、反映市场化主体拿地意愿与未来房价预期偏弱；成交楼面均价由11,585元/㎡降至2,998元/㎡、累计下降74.12%。2026年1-4月，厦门市经营性用地累计成交26宗、规划建面253.47万㎡、成交价46.71亿元，延续低位运行。</w:t>
+      </w:r>
+    </w:p>
+    <w:p>
+      <w:pPr>
+        <w:spacing w:before="80" w:after="40" w:line="360" w:lineRule="auto"/>
+        <w:ind w:firstLine="0"/>
+        <w:jc w:val="center"/>
+      </w:pPr>
+      <w:r>
+        <w:rPr>
+          <w:rFonts w:ascii="Times New Roman" w:hAnsi="Times New Roman" w:eastAsia="楷体"/>
+          <w:b/>
+          <w:color w:val="000000"/>
+          <w:sz w:val="21"/>
+        </w:rPr>
+        <w:t>图表:2021-2025年厦门市土地出让情况</w:t>
+      </w:r>
+    </w:p>
+    <w:tbl>
+      <w:tblPr>
+        <w:tblW w:type="auto" w:w="0"/>
+        <w:tblLayout w:type="autofit"/>
+        <w:tblLook w:firstColumn="1" w:firstRow="1" w:lastColumn="0" w:lastRow="0" w:noHBand="0" w:noVBand="1" w:val="04A0"/>
+      </w:tblPr>
+      <w:tblGrid>
+        <w:gridCol w:w="1568"/>
+        <w:gridCol w:w="1568"/>
+        <w:gridCol w:w="1568"/>
+        <w:gridCol w:w="1568"/>
+        <w:gridCol w:w="1568"/>
+        <w:gridCol w:w="1568"/>
+      </w:tblGrid>
+      <w:tr>
+        <w:tc>
+          <w:tcPr>
+            <w:tcW w:type="dxa" w:w="1568"/>
+            <w:vAlign w:val="center"/>
+            <w:shd w:val="clear" w:color="auto" w:fill="F1A983"/>
+            <w:tcBorders>
+              <w:top w:val="single" w:sz="4" w:color="A6A6A6"/>
+              <w:left w:val="single" w:sz="4" w:color="A6A6A6"/>
+              <w:bottom w:val="single" w:sz="4" w:color="A6A6A6"/>
+              <w:right w:val="single" w:sz="4" w:color="A6A6A6"/>
+            </w:tcBorders>
+          </w:tcPr>
+          <w:p>
+            <w:pPr>
+              <w:spacing w:before="0" w:after="0" w:line="276" w:lineRule="auto"/>
+              <w:ind w:firstLine="0"/>
+              <w:jc w:val="center"/>
+            </w:pPr>
+            <w:r/>
+            <w:r>
+              <w:rPr>
+                <w:rFonts w:ascii="Times New Roman" w:hAnsi="Times New Roman" w:eastAsia="楷体"/>
+                <w:b/>
+                <w:color w:val="000000"/>
+                <w:sz w:val="18"/>
+              </w:rPr>
+              <w:t>年度</w:t>
+            </w:r>
+          </w:p>
+        </w:tc>
+        <w:tc>
+          <w:tcPr>
+            <w:tcW w:type="dxa" w:w="1568"/>
+            <w:vAlign w:val="center"/>
+            <w:shd w:val="clear" w:color="auto" w:fill="F1A983"/>
+            <w:tcBorders>
+              <w:top w:val="single" w:sz="4" w:color="A6A6A6"/>
+              <w:left w:val="single" w:sz="4" w:color="A6A6A6"/>
+              <w:bottom w:val="single" w:sz="4" w:color="A6A6A6"/>
+              <w:right w:val="single" w:sz="4" w:color="A6A6A6"/>
+            </w:tcBorders>
+          </w:tcPr>
+          <w:p>
+            <w:pPr>
+              <w:spacing w:before="0" w:after="0" w:line="276" w:lineRule="auto"/>
+              <w:ind w:firstLine="0"/>
+              <w:jc w:val="center"/>
+            </w:pPr>
+            <w:r/>
+            <w:r>
+              <w:rPr>
+                <w:rFonts w:ascii="Times New Roman" w:hAnsi="Times New Roman" w:eastAsia="楷体"/>
+                <w:b/>
+                <w:color w:val="000000"/>
+                <w:sz w:val="18"/>
+              </w:rPr>
+              <w:t>土地宗数</w:t>
+            </w:r>
+          </w:p>
+        </w:tc>
+        <w:tc>
+          <w:tcPr>
+            <w:tcW w:type="dxa" w:w="1568"/>
+            <w:vAlign w:val="center"/>
+            <w:shd w:val="clear" w:color="auto" w:fill="F1A983"/>
+            <w:tcBorders>
+              <w:top w:val="single" w:sz="4" w:color="A6A6A6"/>
+              <w:left w:val="single" w:sz="4" w:color="A6A6A6"/>
+              <w:bottom w:val="single" w:sz="4" w:color="A6A6A6"/>
+              <w:right w:val="single" w:sz="4" w:color="A6A6A6"/>
+            </w:tcBorders>
+          </w:tcPr>
+          <w:p>
+            <w:pPr>
+              <w:spacing w:before="0" w:after="0" w:line="276" w:lineRule="auto"/>
+              <w:ind w:firstLine="0"/>
+              <w:jc w:val="center"/>
+            </w:pPr>
+            <w:r/>
+            <w:r>
+              <w:rPr>
+                <w:rFonts w:ascii="Times New Roman" w:hAnsi="Times New Roman" w:eastAsia="楷体"/>
+                <w:b/>
+                <w:color w:val="000000"/>
+                <w:sz w:val="18"/>
+              </w:rPr>
+              <w:t>规划建面(万㎡)</w:t>
+            </w:r>
+          </w:p>
+        </w:tc>
+        <w:tc>
+          <w:tcPr>
+            <w:tcW w:type="dxa" w:w="1568"/>
+            <w:vAlign w:val="center"/>
+            <w:shd w:val="clear" w:color="auto" w:fill="F1A983"/>
+            <w:tcBorders>
+              <w:top w:val="single" w:sz="4" w:color="A6A6A6"/>
+              <w:left w:val="single" w:sz="4" w:color="A6A6A6"/>
+              <w:bottom w:val="single" w:sz="4" w:color="A6A6A6"/>
+              <w:right w:val="single" w:sz="4" w:color="A6A6A6"/>
+            </w:tcBorders>
+          </w:tcPr>
+          <w:p>
+            <w:pPr>
+              <w:spacing w:before="0" w:after="0" w:line="276" w:lineRule="auto"/>
+              <w:ind w:firstLine="0"/>
+              <w:jc w:val="center"/>
+            </w:pPr>
+            <w:r/>
+            <w:r>
+              <w:rPr>
+                <w:rFonts w:ascii="Times New Roman" w:hAnsi="Times New Roman" w:eastAsia="楷体"/>
+                <w:b/>
+                <w:color w:val="000000"/>
+                <w:sz w:val="18"/>
+              </w:rPr>
+              <w:t>成交楼面均价(元/㎡)</w:t>
+            </w:r>
+          </w:p>
+        </w:tc>
+        <w:tc>
+          <w:tcPr>
+            <w:tcW w:type="dxa" w:w="1568"/>
+            <w:vAlign w:val="center"/>
+            <w:shd w:val="clear" w:color="auto" w:fill="F1A983"/>
+            <w:tcBorders>
+              <w:top w:val="single" w:sz="4" w:color="A6A6A6"/>
+              <w:left w:val="single" w:sz="4" w:color="A6A6A6"/>
+              <w:bottom w:val="single" w:sz="4" w:color="A6A6A6"/>
+              <w:right w:val="single" w:sz="4" w:color="A6A6A6"/>
+            </w:tcBorders>
+          </w:tcPr>
+          <w:p>
+            <w:pPr>
+              <w:spacing w:before="0" w:after="0" w:line="276" w:lineRule="auto"/>
+              <w:ind w:firstLine="0"/>
+              <w:jc w:val="center"/>
+            </w:pPr>
+            <w:r/>
+            <w:r>
+              <w:rPr>
+                <w:rFonts w:ascii="Times New Roman" w:hAnsi="Times New Roman" w:eastAsia="楷体"/>
+                <w:b/>
+                <w:color w:val="000000"/>
+                <w:sz w:val="18"/>
+              </w:rPr>
+              <w:t>平均溢价率</w:t>
+            </w:r>
+          </w:p>
+        </w:tc>
+        <w:tc>
+          <w:tcPr>
+            <w:tcW w:type="dxa" w:w="1568"/>
+            <w:vAlign w:val="center"/>
+            <w:shd w:val="clear" w:color="auto" w:fill="F1A983"/>
+            <w:tcBorders>
+              <w:top w:val="single" w:sz="4" w:color="A6A6A6"/>
+              <w:left w:val="single" w:sz="4" w:color="A6A6A6"/>
+              <w:bottom w:val="single" w:sz="4" w:color="A6A6A6"/>
+              <w:right w:val="single" w:sz="4" w:color="A6A6A6"/>
+            </w:tcBorders>
+          </w:tcPr>
+          <w:p>
+            <w:pPr>
+              <w:spacing w:before="0" w:after="0" w:line="276" w:lineRule="auto"/>
+              <w:ind w:firstLine="0"/>
+              <w:jc w:val="center"/>
+            </w:pPr>
+            <w:r/>
+            <w:r>
+              <w:rPr>
+                <w:rFonts w:ascii="Times New Roman" w:hAnsi="Times New Roman" w:eastAsia="楷体"/>
+                <w:b/>
+                <w:color w:val="000000"/>
+                <w:sz w:val="18"/>
+              </w:rPr>
+              <w:t>成交价(亿元)</w:t>
+            </w:r>
+          </w:p>
+        </w:tc>
+      </w:tr>
+      <w:tr>
+        <w:tc>
+          <w:tcPr>
+            <w:tcW w:type="dxa" w:w="1568"/>
+            <w:vAlign w:val="center"/>
+            <w:tcBorders>
+              <w:top w:val="single" w:sz="4" w:color="A6A6A6"/>
+              <w:left w:val="single" w:sz="4" w:color="A6A6A6"/>
+              <w:bottom w:val="single" w:sz="4" w:color="A6A6A6"/>
+              <w:right w:val="single" w:sz="4" w:color="A6A6A6"/>
+            </w:tcBorders>
+          </w:tcPr>
+          <w:p>
+            <w:pPr>
+              <w:spacing w:before="0" w:after="0" w:line="276" w:lineRule="auto"/>
+              <w:ind w:firstLine="0"/>
+              <w:jc w:val="left"/>
+            </w:pPr>
+            <w:r/>
+            <w:r>
+              <w:rPr>
+                <w:rFonts w:ascii="Times New Roman" w:hAnsi="Times New Roman" w:eastAsia="楷体"/>
+                <w:b w:val="0"/>
+                <w:color w:val="000000"/>
+                <w:sz w:val="18"/>
+              </w:rPr>
+              <w:t>2021</w:t>
+            </w:r>
+          </w:p>
+        </w:tc>
+        <w:tc>
+          <w:tcPr>
+            <w:tcW w:type="dxa" w:w="1568"/>
+            <w:vAlign w:val="center"/>
+            <w:tcBorders>
+              <w:top w:val="single" w:sz="4" w:color="A6A6A6"/>
+              <w:left w:val="single" w:sz="4" w:color="A6A6A6"/>
+              <w:bottom w:val="single" w:sz="4" w:color="A6A6A6"/>
+              <w:right w:val="single" w:sz="4" w:color="A6A6A6"/>
+            </w:tcBorders>
+          </w:tcPr>
+          <w:p>
+            <w:pPr>
+              <w:spacing w:before="0" w:after="0" w:line="276" w:lineRule="auto"/>
+              <w:ind w:firstLine="0"/>
+              <w:jc w:val="center"/>
+            </w:pPr>
+            <w:r/>
+            <w:r>
+              <w:rPr>
+                <w:rFonts w:ascii="Times New Roman" w:hAnsi="Times New Roman" w:eastAsia="楷体"/>
+                <w:b w:val="0"/>
+                <w:color w:val="000000"/>
+                <w:sz w:val="18"/>
+              </w:rPr>
+              <w:t>60</w:t>
+            </w:r>
+          </w:p>
+        </w:tc>
+        <w:tc>
+          <w:tcPr>
+            <w:tcW w:type="dxa" w:w="1568"/>
+            <w:vAlign w:val="center"/>
+            <w:tcBorders>
+              <w:top w:val="single" w:sz="4" w:color="A6A6A6"/>
+              <w:left w:val="single" w:sz="4" w:color="A6A6A6"/>
+              <w:bottom w:val="single" w:sz="4" w:color="A6A6A6"/>
+              <w:right w:val="single" w:sz="4" w:color="A6A6A6"/>
+            </w:tcBorders>
+          </w:tcPr>
+          <w:p>
+            <w:pPr>
+              <w:spacing w:before="0" w:after="0" w:line="276" w:lineRule="auto"/>
+              <w:ind w:firstLine="0"/>
+              <w:jc w:val="center"/>
+            </w:pPr>
+            <w:r/>
+            <w:r>
+              <w:rPr>
+                <w:rFonts w:ascii="Times New Roman" w:hAnsi="Times New Roman" w:eastAsia="楷体"/>
+                <w:b w:val="0"/>
+                <w:color w:val="000000"/>
+                <w:sz w:val="18"/>
+              </w:rPr>
+              <w:t>708.19</w:t>
+            </w:r>
+          </w:p>
+        </w:tc>
+        <w:tc>
+          <w:tcPr>
+            <w:tcW w:type="dxa" w:w="1568"/>
+            <w:vAlign w:val="center"/>
+            <w:tcBorders>
+              <w:top w:val="single" w:sz="4" w:color="A6A6A6"/>
+              <w:left w:val="single" w:sz="4" w:color="A6A6A6"/>
+              <w:bottom w:val="single" w:sz="4" w:color="A6A6A6"/>
+              <w:right w:val="single" w:sz="4" w:color="A6A6A6"/>
+            </w:tcBorders>
+          </w:tcPr>
+          <w:p>
+            <w:pPr>
+              <w:spacing w:before="0" w:after="0" w:line="276" w:lineRule="auto"/>
+              <w:ind w:firstLine="0"/>
+              <w:jc w:val="center"/>
+            </w:pPr>
+            <w:r/>
+            <w:r>
+              <w:rPr>
+                <w:rFonts w:ascii="Times New Roman" w:hAnsi="Times New Roman" w:eastAsia="楷体"/>
+                <w:b w:val="0"/>
+                <w:color w:val="000000"/>
+                <w:sz w:val="18"/>
+              </w:rPr>
+              <w:t>11,585</w:t>
+            </w:r>
+          </w:p>
+        </w:tc>
+        <w:tc>
+          <w:tcPr>
+            <w:tcW w:type="dxa" w:w="1568"/>
+            <w:vAlign w:val="center"/>
+            <w:tcBorders>
+              <w:top w:val="single" w:sz="4" w:color="A6A6A6"/>
+              <w:left w:val="single" w:sz="4" w:color="A6A6A6"/>
+              <w:bottom w:val="single" w:sz="4" w:color="A6A6A6"/>
+              <w:right w:val="single" w:sz="4" w:color="A6A6A6"/>
+            </w:tcBorders>
+          </w:tcPr>
+          <w:p>
+            <w:pPr>
+              <w:spacing w:before="0" w:after="0" w:line="276" w:lineRule="auto"/>
+              <w:ind w:firstLine="0"/>
+              <w:jc w:val="center"/>
+            </w:pPr>
+            <w:r/>
+            <w:r>
+              <w:rPr>
+                <w:rFonts w:ascii="Times New Roman" w:hAnsi="Times New Roman" w:eastAsia="楷体"/>
+                <w:b w:val="0"/>
+                <w:color w:val="000000"/>
+                <w:sz w:val="18"/>
+              </w:rPr>
+              <w:t>17.26%</w:t>
+            </w:r>
+          </w:p>
+        </w:tc>
+        <w:tc>
+          <w:tcPr>
+            <w:tcW w:type="dxa" w:w="1568"/>
+            <w:vAlign w:val="center"/>
+            <w:tcBorders>
+              <w:top w:val="single" w:sz="4" w:color="A6A6A6"/>
+              <w:left w:val="single" w:sz="4" w:color="A6A6A6"/>
+              <w:bottom w:val="single" w:sz="4" w:color="A6A6A6"/>
+              <w:right w:val="single" w:sz="4" w:color="A6A6A6"/>
+            </w:tcBorders>
+          </w:tcPr>
+          <w:p>
+            <w:pPr>
+              <w:spacing w:before="0" w:after="0" w:line="276" w:lineRule="auto"/>
+              <w:ind w:firstLine="0"/>
+              <w:jc w:val="center"/>
+            </w:pPr>
+            <w:r/>
+            <w:r>
+              <w:rPr>
+                <w:rFonts w:ascii="Times New Roman" w:hAnsi="Times New Roman" w:eastAsia="楷体"/>
+                <w:b w:val="0"/>
+                <w:color w:val="000000"/>
+                <w:sz w:val="18"/>
+              </w:rPr>
+              <w:t>820.43</w:t>
+            </w:r>
+          </w:p>
+        </w:tc>
+      </w:tr>
+      <w:tr>
+        <w:tc>
+          <w:tcPr>
+            <w:tcW w:type="dxa" w:w="1568"/>
+            <w:vAlign w:val="center"/>
+            <w:tcBorders>
+              <w:top w:val="single" w:sz="4" w:color="A6A6A6"/>
+              <w:left w:val="single" w:sz="4" w:color="A6A6A6"/>
+              <w:bottom w:val="single" w:sz="4" w:color="A6A6A6"/>
+              <w:right w:val="single" w:sz="4" w:color="A6A6A6"/>
+            </w:tcBorders>
+          </w:tcPr>
+          <w:p>
+            <w:pPr>
+              <w:spacing w:before="0" w:after="0" w:line="276" w:lineRule="auto"/>
+              <w:ind w:firstLine="0"/>
+              <w:jc w:val="left"/>
+            </w:pPr>
+            <w:r/>
+            <w:r>
+              <w:rPr>
+                <w:rFonts w:ascii="Times New Roman" w:hAnsi="Times New Roman" w:eastAsia="楷体"/>
+                <w:b w:val="0"/>
+                <w:color w:val="000000"/>
+                <w:sz w:val="18"/>
+              </w:rPr>
+              <w:t>2022</w:t>
+            </w:r>
+          </w:p>
+        </w:tc>
+        <w:tc>
+          <w:tcPr>
+            <w:tcW w:type="dxa" w:w="1568"/>
+            <w:vAlign w:val="center"/>
+            <w:tcBorders>
+              <w:top w:val="single" w:sz="4" w:color="A6A6A6"/>
+              <w:left w:val="single" w:sz="4" w:color="A6A6A6"/>
+              <w:bottom w:val="single" w:sz="4" w:color="A6A6A6"/>
+              <w:right w:val="single" w:sz="4" w:color="A6A6A6"/>
+            </w:tcBorders>
+          </w:tcPr>
+          <w:p>
+            <w:pPr>
+              <w:spacing w:before="0" w:after="0" w:line="276" w:lineRule="auto"/>
+              <w:ind w:firstLine="0"/>
+              <w:jc w:val="center"/>
+            </w:pPr>
+            <w:r/>
+            <w:r>
+              <w:rPr>
+                <w:rFonts w:ascii="Times New Roman" w:hAnsi="Times New Roman" w:eastAsia="楷体"/>
+                <w:b w:val="0"/>
+                <w:color w:val="000000"/>
+                <w:sz w:val="18"/>
+              </w:rPr>
+              <w:t>93</w:t>
+            </w:r>
+          </w:p>
+        </w:tc>
+        <w:tc>
+          <w:tcPr>
+            <w:tcW w:type="dxa" w:w="1568"/>
+            <w:vAlign w:val="center"/>
+            <w:tcBorders>
+              <w:top w:val="single" w:sz="4" w:color="A6A6A6"/>
+              <w:left w:val="single" w:sz="4" w:color="A6A6A6"/>
+              <w:bottom w:val="single" w:sz="4" w:color="A6A6A6"/>
+              <w:right w:val="single" w:sz="4" w:color="A6A6A6"/>
+            </w:tcBorders>
+          </w:tcPr>
+          <w:p>
+            <w:pPr>
+              <w:spacing w:before="0" w:after="0" w:line="276" w:lineRule="auto"/>
+              <w:ind w:firstLine="0"/>
+              <w:jc w:val="center"/>
+            </w:pPr>
+            <w:r/>
+            <w:r>
+              <w:rPr>
+                <w:rFonts w:ascii="Times New Roman" w:hAnsi="Times New Roman" w:eastAsia="楷体"/>
+                <w:b w:val="0"/>
+                <w:color w:val="000000"/>
+                <w:sz w:val="18"/>
+              </w:rPr>
+              <w:t>1,567.78</w:t>
+            </w:r>
+          </w:p>
+        </w:tc>
+        <w:tc>
+          <w:tcPr>
+            <w:tcW w:type="dxa" w:w="1568"/>
+            <w:vAlign w:val="center"/>
+            <w:tcBorders>
+              <w:top w:val="single" w:sz="4" w:color="A6A6A6"/>
+              <w:left w:val="single" w:sz="4" w:color="A6A6A6"/>
+              <w:bottom w:val="single" w:sz="4" w:color="A6A6A6"/>
+              <w:right w:val="single" w:sz="4" w:color="A6A6A6"/>
+            </w:tcBorders>
+          </w:tcPr>
+          <w:p>
+            <w:pPr>
+              <w:spacing w:before="0" w:after="0" w:line="276" w:lineRule="auto"/>
+              <w:ind w:firstLine="0"/>
+              <w:jc w:val="center"/>
+            </w:pPr>
+            <w:r/>
+            <w:r>
+              <w:rPr>
+                <w:rFonts w:ascii="Times New Roman" w:hAnsi="Times New Roman" w:eastAsia="楷体"/>
+                <w:b w:val="0"/>
+                <w:color w:val="000000"/>
+                <w:sz w:val="18"/>
+              </w:rPr>
+              <w:t>4,175</w:t>
+            </w:r>
+          </w:p>
+        </w:tc>
+        <w:tc>
+          <w:tcPr>
+            <w:tcW w:type="dxa" w:w="1568"/>
+            <w:vAlign w:val="center"/>
+            <w:tcBorders>
+              <w:top w:val="single" w:sz="4" w:color="A6A6A6"/>
+              <w:left w:val="single" w:sz="4" w:color="A6A6A6"/>
+              <w:bottom w:val="single" w:sz="4" w:color="A6A6A6"/>
+              <w:right w:val="single" w:sz="4" w:color="A6A6A6"/>
+            </w:tcBorders>
+          </w:tcPr>
+          <w:p>
+            <w:pPr>
+              <w:spacing w:before="0" w:after="0" w:line="276" w:lineRule="auto"/>
+              <w:ind w:firstLine="0"/>
+              <w:jc w:val="center"/>
+            </w:pPr>
+            <w:r/>
+            <w:r>
+              <w:rPr>
+                <w:rFonts w:ascii="Times New Roman" w:hAnsi="Times New Roman" w:eastAsia="楷体"/>
+                <w:b w:val="0"/>
+                <w:color w:val="000000"/>
+                <w:sz w:val="18"/>
+              </w:rPr>
+              <w:t>2.60%</w:t>
+            </w:r>
+          </w:p>
+        </w:tc>
+        <w:tc>
+          <w:tcPr>
+            <w:tcW w:type="dxa" w:w="1568"/>
+            <w:vAlign w:val="center"/>
+            <w:tcBorders>
+              <w:top w:val="single" w:sz="4" w:color="A6A6A6"/>
+              <w:left w:val="single" w:sz="4" w:color="A6A6A6"/>
+              <w:bottom w:val="single" w:sz="4" w:color="A6A6A6"/>
+              <w:right w:val="single" w:sz="4" w:color="A6A6A6"/>
+            </w:tcBorders>
+          </w:tcPr>
+          <w:p>
+            <w:pPr>
+              <w:spacing w:before="0" w:after="0" w:line="276" w:lineRule="auto"/>
+              <w:ind w:firstLine="0"/>
+              <w:jc w:val="center"/>
+            </w:pPr>
+            <w:r/>
+            <w:r>
+              <w:rPr>
+                <w:rFonts w:ascii="Times New Roman" w:hAnsi="Times New Roman" w:eastAsia="楷体"/>
+                <w:b w:val="0"/>
+                <w:color w:val="000000"/>
+                <w:sz w:val="18"/>
+              </w:rPr>
+              <w:t>654.49</w:t>
+            </w:r>
+          </w:p>
+        </w:tc>
+      </w:tr>
+      <w:tr>
+        <w:tc>
+          <w:tcPr>
+            <w:tcW w:type="dxa" w:w="1568"/>
+            <w:vAlign w:val="center"/>
+            <w:tcBorders>
+              <w:top w:val="single" w:sz="4" w:color="A6A6A6"/>
+              <w:left w:val="single" w:sz="4" w:color="A6A6A6"/>
+              <w:bottom w:val="single" w:sz="4" w:color="A6A6A6"/>
+              <w:right w:val="single" w:sz="4" w:color="A6A6A6"/>
+            </w:tcBorders>
+          </w:tcPr>
+          <w:p>
+            <w:pPr>
+              <w:spacing w:before="0" w:after="0" w:line="276" w:lineRule="auto"/>
+              <w:ind w:firstLine="0"/>
+              <w:jc w:val="left"/>
+            </w:pPr>
+            <w:r/>
+            <w:r>
+              <w:rPr>
+                <w:rFonts w:ascii="Times New Roman" w:hAnsi="Times New Roman" w:eastAsia="楷体"/>
+                <w:b w:val="0"/>
+                <w:color w:val="000000"/>
+                <w:sz w:val="18"/>
+              </w:rPr>
+              <w:t>2023</w:t>
+            </w:r>
+          </w:p>
+        </w:tc>
+        <w:tc>
+          <w:tcPr>
+            <w:tcW w:type="dxa" w:w="1568"/>
+            <w:vAlign w:val="center"/>
+            <w:tcBorders>
+              <w:top w:val="single" w:sz="4" w:color="A6A6A6"/>
+              <w:left w:val="single" w:sz="4" w:color="A6A6A6"/>
+              <w:bottom w:val="single" w:sz="4" w:color="A6A6A6"/>
+              <w:right w:val="single" w:sz="4" w:color="A6A6A6"/>
+            </w:tcBorders>
+          </w:tcPr>
+          <w:p>
+            <w:pPr>
+              <w:spacing w:before="0" w:after="0" w:line="276" w:lineRule="auto"/>
+              <w:ind w:firstLine="0"/>
+              <w:jc w:val="center"/>
+            </w:pPr>
+            <w:r/>
+            <w:r>
+              <w:rPr>
+                <w:rFonts w:ascii="Times New Roman" w:hAnsi="Times New Roman" w:eastAsia="楷体"/>
+                <w:b w:val="0"/>
+                <w:color w:val="000000"/>
+                <w:sz w:val="18"/>
+              </w:rPr>
+              <w:t>82</w:t>
+            </w:r>
+          </w:p>
+        </w:tc>
+        <w:tc>
+          <w:tcPr>
+            <w:tcW w:type="dxa" w:w="1568"/>
+            <w:vAlign w:val="center"/>
+            <w:tcBorders>
+              <w:top w:val="single" w:sz="4" w:color="A6A6A6"/>
+              <w:left w:val="single" w:sz="4" w:color="A6A6A6"/>
+              <w:bottom w:val="single" w:sz="4" w:color="A6A6A6"/>
+              <w:right w:val="single" w:sz="4" w:color="A6A6A6"/>
+            </w:tcBorders>
+          </w:tcPr>
+          <w:p>
+            <w:pPr>
+              <w:spacing w:before="0" w:after="0" w:line="276" w:lineRule="auto"/>
+              <w:ind w:firstLine="0"/>
+              <w:jc w:val="center"/>
+            </w:pPr>
+            <w:r/>
+            <w:r>
+              <w:rPr>
+                <w:rFonts w:ascii="Times New Roman" w:hAnsi="Times New Roman" w:eastAsia="楷体"/>
+                <w:b w:val="0"/>
+                <w:color w:val="000000"/>
+                <w:sz w:val="18"/>
+              </w:rPr>
+              <w:t>1,177.89</w:t>
+            </w:r>
+          </w:p>
+        </w:tc>
+        <w:tc>
+          <w:tcPr>
+            <w:tcW w:type="dxa" w:w="1568"/>
+            <w:vAlign w:val="center"/>
+            <w:tcBorders>
+              <w:top w:val="single" w:sz="4" w:color="A6A6A6"/>
+              <w:left w:val="single" w:sz="4" w:color="A6A6A6"/>
+              <w:bottom w:val="single" w:sz="4" w:color="A6A6A6"/>
+              <w:right w:val="single" w:sz="4" w:color="A6A6A6"/>
+            </w:tcBorders>
+          </w:tcPr>
+          <w:p>
+            <w:pPr>
+              <w:spacing w:before="0" w:after="0" w:line="276" w:lineRule="auto"/>
+              <w:ind w:firstLine="0"/>
+              <w:jc w:val="center"/>
+            </w:pPr>
+            <w:r/>
+            <w:r>
+              <w:rPr>
+                <w:rFonts w:ascii="Times New Roman" w:hAnsi="Times New Roman" w:eastAsia="楷体"/>
+                <w:b w:val="0"/>
+                <w:color w:val="000000"/>
+                <w:sz w:val="18"/>
+              </w:rPr>
+              <w:t>3,684</w:t>
+            </w:r>
+          </w:p>
+        </w:tc>
+        <w:tc>
+          <w:tcPr>
+            <w:tcW w:type="dxa" w:w="1568"/>
+            <w:vAlign w:val="center"/>
+            <w:tcBorders>
+              <w:top w:val="single" w:sz="4" w:color="A6A6A6"/>
+              <w:left w:val="single" w:sz="4" w:color="A6A6A6"/>
+              <w:bottom w:val="single" w:sz="4" w:color="A6A6A6"/>
+              <w:right w:val="single" w:sz="4" w:color="A6A6A6"/>
+            </w:tcBorders>
+          </w:tcPr>
+          <w:p>
+            <w:pPr>
+              <w:spacing w:before="0" w:after="0" w:line="276" w:lineRule="auto"/>
+              <w:ind w:firstLine="0"/>
+              <w:jc w:val="center"/>
+            </w:pPr>
+            <w:r/>
+            <w:r>
+              <w:rPr>
+                <w:rFonts w:ascii="Times New Roman" w:hAnsi="Times New Roman" w:eastAsia="楷体"/>
+                <w:b w:val="0"/>
+                <w:color w:val="000000"/>
+                <w:sz w:val="18"/>
+              </w:rPr>
+              <w:t>5.15%</w:t>
+            </w:r>
+          </w:p>
+        </w:tc>
+        <w:tc>
+          <w:tcPr>
+            <w:tcW w:type="dxa" w:w="1568"/>
+            <w:vAlign w:val="center"/>
+            <w:tcBorders>
+              <w:top w:val="single" w:sz="4" w:color="A6A6A6"/>
+              <w:left w:val="single" w:sz="4" w:color="A6A6A6"/>
+              <w:bottom w:val="single" w:sz="4" w:color="A6A6A6"/>
+              <w:right w:val="single" w:sz="4" w:color="A6A6A6"/>
+            </w:tcBorders>
+          </w:tcPr>
+          <w:p>
+            <w:pPr>
+              <w:spacing w:before="0" w:after="0" w:line="276" w:lineRule="auto"/>
+              <w:ind w:firstLine="0"/>
+              <w:jc w:val="center"/>
+            </w:pPr>
+            <w:r/>
+            <w:r>
+              <w:rPr>
+                <w:rFonts w:ascii="Times New Roman" w:hAnsi="Times New Roman" w:eastAsia="楷体"/>
+                <w:b w:val="0"/>
+                <w:color w:val="000000"/>
+                <w:sz w:val="18"/>
+              </w:rPr>
+              <w:t>433.89</w:t>
+            </w:r>
+          </w:p>
+        </w:tc>
+      </w:tr>
+      <w:tr>
+        <w:tc>
+          <w:tcPr>
+            <w:tcW w:type="dxa" w:w="1568"/>
+            <w:vAlign w:val="center"/>
+            <w:tcBorders>
+              <w:top w:val="single" w:sz="4" w:color="A6A6A6"/>
+              <w:left w:val="single" w:sz="4" w:color="A6A6A6"/>
+              <w:bottom w:val="single" w:sz="4" w:color="A6A6A6"/>
+              <w:right w:val="single" w:sz="4" w:color="A6A6A6"/>
+            </w:tcBorders>
+          </w:tcPr>
+          <w:p>
+            <w:pPr>
+              <w:spacing w:before="0" w:after="0" w:line="276" w:lineRule="auto"/>
+              <w:ind w:firstLine="0"/>
+              <w:jc w:val="left"/>
+            </w:pPr>
+            <w:r/>
+            <w:r>
+              <w:rPr>
+                <w:rFonts w:ascii="Times New Roman" w:hAnsi="Times New Roman" w:eastAsia="楷体"/>
+                <w:b w:val="0"/>
+                <w:color w:val="000000"/>
+                <w:sz w:val="18"/>
+              </w:rPr>
+              <w:t>2024</w:t>
+            </w:r>
+          </w:p>
+        </w:tc>
+        <w:tc>
+          <w:tcPr>
+            <w:tcW w:type="dxa" w:w="1568"/>
+            <w:vAlign w:val="center"/>
+            <w:tcBorders>
+              <w:top w:val="single" w:sz="4" w:color="A6A6A6"/>
+              <w:left w:val="single" w:sz="4" w:color="A6A6A6"/>
+              <w:bottom w:val="single" w:sz="4" w:color="A6A6A6"/>
+              <w:right w:val="single" w:sz="4" w:color="A6A6A6"/>
+            </w:tcBorders>
+          </w:tcPr>
+          <w:p>
+            <w:pPr>
+              <w:spacing w:before="0" w:after="0" w:line="276" w:lineRule="auto"/>
+              <w:ind w:firstLine="0"/>
+              <w:jc w:val="center"/>
+            </w:pPr>
+            <w:r/>
+            <w:r>
+              <w:rPr>
+                <w:rFonts w:ascii="Times New Roman" w:hAnsi="Times New Roman" w:eastAsia="楷体"/>
+                <w:b w:val="0"/>
+                <w:color w:val="000000"/>
+                <w:sz w:val="18"/>
+              </w:rPr>
+              <w:t>79</w:t>
+            </w:r>
+          </w:p>
+        </w:tc>
+        <w:tc>
+          <w:tcPr>
+            <w:tcW w:type="dxa" w:w="1568"/>
+            <w:vAlign w:val="center"/>
+            <w:tcBorders>
+              <w:top w:val="single" w:sz="4" w:color="A6A6A6"/>
+              <w:left w:val="single" w:sz="4" w:color="A6A6A6"/>
+              <w:bottom w:val="single" w:sz="4" w:color="A6A6A6"/>
+              <w:right w:val="single" w:sz="4" w:color="A6A6A6"/>
+            </w:tcBorders>
+          </w:tcPr>
+          <w:p>
+            <w:pPr>
+              <w:spacing w:before="0" w:after="0" w:line="276" w:lineRule="auto"/>
+              <w:ind w:firstLine="0"/>
+              <w:jc w:val="center"/>
+            </w:pPr>
+            <w:r/>
+            <w:r>
+              <w:rPr>
+                <w:rFonts w:ascii="Times New Roman" w:hAnsi="Times New Roman" w:eastAsia="楷体"/>
+                <w:b w:val="0"/>
+                <w:color w:val="000000"/>
+                <w:sz w:val="18"/>
+              </w:rPr>
+              <w:t>975.45</w:t>
+            </w:r>
+          </w:p>
+        </w:tc>
+        <w:tc>
+          <w:tcPr>
+            <w:tcW w:type="dxa" w:w="1568"/>
+            <w:vAlign w:val="center"/>
+            <w:tcBorders>
+              <w:top w:val="single" w:sz="4" w:color="A6A6A6"/>
+              <w:left w:val="single" w:sz="4" w:color="A6A6A6"/>
+              <w:bottom w:val="single" w:sz="4" w:color="A6A6A6"/>
+              <w:right w:val="single" w:sz="4" w:color="A6A6A6"/>
+            </w:tcBorders>
+          </w:tcPr>
+          <w:p>
+            <w:pPr>
+              <w:spacing w:before="0" w:after="0" w:line="276" w:lineRule="auto"/>
+              <w:ind w:firstLine="0"/>
+              <w:jc w:val="center"/>
+            </w:pPr>
+            <w:r/>
+            <w:r>
+              <w:rPr>
+                <w:rFonts w:ascii="Times New Roman" w:hAnsi="Times New Roman" w:eastAsia="楷体"/>
+                <w:b w:val="0"/>
+                <w:color w:val="000000"/>
+                <w:sz w:val="18"/>
+              </w:rPr>
+              <w:t>3,382</w:t>
+            </w:r>
+          </w:p>
+        </w:tc>
+        <w:tc>
+          <w:tcPr>
+            <w:tcW w:type="dxa" w:w="1568"/>
+            <w:vAlign w:val="center"/>
+            <w:tcBorders>
+              <w:top w:val="single" w:sz="4" w:color="A6A6A6"/>
+              <w:left w:val="single" w:sz="4" w:color="A6A6A6"/>
+              <w:bottom w:val="single" w:sz="4" w:color="A6A6A6"/>
+              <w:right w:val="single" w:sz="4" w:color="A6A6A6"/>
+            </w:tcBorders>
+          </w:tcPr>
+          <w:p>
+            <w:pPr>
+              <w:spacing w:before="0" w:after="0" w:line="276" w:lineRule="auto"/>
+              <w:ind w:firstLine="0"/>
+              <w:jc w:val="center"/>
+            </w:pPr>
+            <w:r/>
+            <w:r>
+              <w:rPr>
+                <w:rFonts w:ascii="Times New Roman" w:hAnsi="Times New Roman" w:eastAsia="楷体"/>
+                <w:b w:val="0"/>
+                <w:color w:val="000000"/>
+                <w:sz w:val="18"/>
+              </w:rPr>
+              <w:t>2.98%</w:t>
+            </w:r>
+          </w:p>
+        </w:tc>
+        <w:tc>
+          <w:tcPr>
+            <w:tcW w:type="dxa" w:w="1568"/>
+            <w:vAlign w:val="center"/>
+            <w:tcBorders>
+              <w:top w:val="single" w:sz="4" w:color="A6A6A6"/>
+              <w:left w:val="single" w:sz="4" w:color="A6A6A6"/>
+              <w:bottom w:val="single" w:sz="4" w:color="A6A6A6"/>
+              <w:right w:val="single" w:sz="4" w:color="A6A6A6"/>
+            </w:tcBorders>
+          </w:tcPr>
+          <w:p>
+            <w:pPr>
+              <w:spacing w:before="0" w:after="0" w:line="276" w:lineRule="auto"/>
+              <w:ind w:firstLine="0"/>
+              <w:jc w:val="center"/>
+            </w:pPr>
+            <w:r/>
+            <w:r>
+              <w:rPr>
+                <w:rFonts w:ascii="Times New Roman" w:hAnsi="Times New Roman" w:eastAsia="楷体"/>
+                <w:b w:val="0"/>
+                <w:color w:val="000000"/>
+                <w:sz w:val="18"/>
+              </w:rPr>
+              <w:t>329.89</w:t>
+            </w:r>
+          </w:p>
+        </w:tc>
+      </w:tr>
+      <w:tr>
+        <w:tc>
+          <w:tcPr>
+            <w:tcW w:type="dxa" w:w="1568"/>
+            <w:vAlign w:val="center"/>
+            <w:tcBorders>
+              <w:top w:val="single" w:sz="4" w:color="A6A6A6"/>
+              <w:left w:val="single" w:sz="4" w:color="A6A6A6"/>
+              <w:bottom w:val="single" w:sz="4" w:color="A6A6A6"/>
+              <w:right w:val="single" w:sz="4" w:color="A6A6A6"/>
+            </w:tcBorders>
+          </w:tcPr>
+          <w:p>
+            <w:pPr>
+              <w:spacing w:before="0" w:after="0" w:line="276" w:lineRule="auto"/>
+              <w:ind w:firstLine="0"/>
+              <w:jc w:val="left"/>
+            </w:pPr>
+            <w:r/>
+            <w:r>
+              <w:rPr>
+                <w:rFonts w:ascii="Times New Roman" w:hAnsi="Times New Roman" w:eastAsia="楷体"/>
+                <w:b w:val="0"/>
+                <w:color w:val="000000"/>
+                <w:sz w:val="18"/>
+              </w:rPr>
+              <w:t>2025</w:t>
+            </w:r>
+          </w:p>
+        </w:tc>
+        <w:tc>
+          <w:tcPr>
+            <w:tcW w:type="dxa" w:w="1568"/>
+            <w:vAlign w:val="center"/>
+            <w:tcBorders>
+              <w:top w:val="single" w:sz="4" w:color="A6A6A6"/>
+              <w:left w:val="single" w:sz="4" w:color="A6A6A6"/>
+              <w:bottom w:val="single" w:sz="4" w:color="A6A6A6"/>
+              <w:right w:val="single" w:sz="4" w:color="A6A6A6"/>
+            </w:tcBorders>
+          </w:tcPr>
+          <w:p>
+            <w:pPr>
+              <w:spacing w:before="0" w:after="0" w:line="276" w:lineRule="auto"/>
+              <w:ind w:firstLine="0"/>
+              <w:jc w:val="center"/>
+            </w:pPr>
+            <w:r/>
+            <w:r>
+              <w:rPr>
+                <w:rFonts w:ascii="Times New Roman" w:hAnsi="Times New Roman" w:eastAsia="楷体"/>
+                <w:b w:val="0"/>
+                <w:color w:val="000000"/>
+                <w:sz w:val="18"/>
+              </w:rPr>
+              <w:t>101</w:t>
+            </w:r>
+          </w:p>
+        </w:tc>
+        <w:tc>
+          <w:tcPr>
+            <w:tcW w:type="dxa" w:w="1568"/>
+            <w:vAlign w:val="center"/>
+            <w:tcBorders>
+              <w:top w:val="single" w:sz="4" w:color="A6A6A6"/>
+              <w:left w:val="single" w:sz="4" w:color="A6A6A6"/>
+              <w:bottom w:val="single" w:sz="4" w:color="A6A6A6"/>
+              <w:right w:val="single" w:sz="4" w:color="A6A6A6"/>
+            </w:tcBorders>
+          </w:tcPr>
+          <w:p>
+            <w:pPr>
+              <w:spacing w:before="0" w:after="0" w:line="276" w:lineRule="auto"/>
+              <w:ind w:firstLine="0"/>
+              <w:jc w:val="center"/>
+            </w:pPr>
+            <w:r/>
+            <w:r>
+              <w:rPr>
+                <w:rFonts w:ascii="Times New Roman" w:hAnsi="Times New Roman" w:eastAsia="楷体"/>
+                <w:b w:val="0"/>
+                <w:color w:val="000000"/>
+                <w:sz w:val="18"/>
+              </w:rPr>
+              <w:t>1,216.37</w:t>
+            </w:r>
+          </w:p>
+        </w:tc>
+        <w:tc>
+          <w:tcPr>
+            <w:tcW w:type="dxa" w:w="1568"/>
+            <w:vAlign w:val="center"/>
+            <w:tcBorders>
+              <w:top w:val="single" w:sz="4" w:color="A6A6A6"/>
+              <w:left w:val="single" w:sz="4" w:color="A6A6A6"/>
+              <w:bottom w:val="single" w:sz="4" w:color="A6A6A6"/>
+              <w:right w:val="single" w:sz="4" w:color="A6A6A6"/>
+            </w:tcBorders>
+          </w:tcPr>
+          <w:p>
+            <w:pPr>
+              <w:spacing w:before="0" w:after="0" w:line="276" w:lineRule="auto"/>
+              <w:ind w:firstLine="0"/>
+              <w:jc w:val="center"/>
+            </w:pPr>
+            <w:r/>
+            <w:r>
+              <w:rPr>
+                <w:rFonts w:ascii="Times New Roman" w:hAnsi="Times New Roman" w:eastAsia="楷体"/>
+                <w:b w:val="0"/>
+                <w:color w:val="000000"/>
+                <w:sz w:val="18"/>
+              </w:rPr>
+              <w:t>2,998</w:t>
+            </w:r>
+          </w:p>
+        </w:tc>
+        <w:tc>
+          <w:tcPr>
+            <w:tcW w:type="dxa" w:w="1568"/>
+            <w:vAlign w:val="center"/>
+            <w:tcBorders>
+              <w:top w:val="single" w:sz="4" w:color="A6A6A6"/>
+              <w:left w:val="single" w:sz="4" w:color="A6A6A6"/>
+              <w:bottom w:val="single" w:sz="4" w:color="A6A6A6"/>
+              <w:right w:val="single" w:sz="4" w:color="A6A6A6"/>
+            </w:tcBorders>
+          </w:tcPr>
+          <w:p>
+            <w:pPr>
+              <w:spacing w:before="0" w:after="0" w:line="276" w:lineRule="auto"/>
+              <w:ind w:firstLine="0"/>
+              <w:jc w:val="center"/>
+            </w:pPr>
+            <w:r/>
+            <w:r>
+              <w:rPr>
+                <w:rFonts w:ascii="Times New Roman" w:hAnsi="Times New Roman" w:eastAsia="楷体"/>
+                <w:b w:val="0"/>
+                <w:color w:val="000000"/>
+                <w:sz w:val="18"/>
+              </w:rPr>
+              <w:t>1.81%</w:t>
+            </w:r>
+          </w:p>
+        </w:tc>
+        <w:tc>
+          <w:tcPr>
+            <w:tcW w:type="dxa" w:w="1568"/>
+            <w:vAlign w:val="center"/>
+            <w:tcBorders>
+              <w:top w:val="single" w:sz="4" w:color="A6A6A6"/>
+              <w:left w:val="single" w:sz="4" w:color="A6A6A6"/>
+              <w:bottom w:val="single" w:sz="4" w:color="A6A6A6"/>
+              <w:right w:val="single" w:sz="4" w:color="A6A6A6"/>
+            </w:tcBorders>
+          </w:tcPr>
+          <w:p>
+            <w:pPr>
+              <w:spacing w:before="0" w:after="0" w:line="276" w:lineRule="auto"/>
+              <w:ind w:firstLine="0"/>
+              <w:jc w:val="center"/>
+            </w:pPr>
+            <w:r/>
+            <w:r>
+              <w:rPr>
+                <w:rFonts w:ascii="Times New Roman" w:hAnsi="Times New Roman" w:eastAsia="楷体"/>
+                <w:b w:val="0"/>
+                <w:color w:val="000000"/>
+                <w:sz w:val="18"/>
+              </w:rPr>
+              <w:t>364.69</w:t>
+            </w:r>
+          </w:p>
+        </w:tc>
+      </w:tr>
+      <w:tr>
+        <w:tc>
+          <w:tcPr>
+            <w:tcW w:type="dxa" w:w="1568"/>
+            <w:vAlign w:val="center"/>
+            <w:tcBorders>
+              <w:top w:val="single" w:sz="4" w:color="A6A6A6"/>
+              <w:left w:val="single" w:sz="4" w:color="A6A6A6"/>
+              <w:bottom w:val="single" w:sz="4" w:color="A6A6A6"/>
+              <w:right w:val="single" w:sz="4" w:color="A6A6A6"/>
+            </w:tcBorders>
+          </w:tcPr>
+          <w:p>
+            <w:pPr>
+              <w:spacing w:before="0" w:after="0" w:line="276" w:lineRule="auto"/>
+              <w:ind w:firstLine="0"/>
+              <w:jc w:val="left"/>
+            </w:pPr>
+            <w:r/>
+            <w:r>
+              <w:rPr>
+                <w:rFonts w:ascii="Times New Roman" w:hAnsi="Times New Roman" w:eastAsia="楷体"/>
+                <w:b w:val="0"/>
+                <w:color w:val="000000"/>
+                <w:sz w:val="18"/>
+              </w:rPr>
+              <w:t>2026年1-4月</w:t>
+            </w:r>
+          </w:p>
+        </w:tc>
+        <w:tc>
+          <w:tcPr>
+            <w:tcW w:type="dxa" w:w="1568"/>
+            <w:vAlign w:val="center"/>
+            <w:tcBorders>
+              <w:top w:val="single" w:sz="4" w:color="A6A6A6"/>
+              <w:left w:val="single" w:sz="4" w:color="A6A6A6"/>
+              <w:bottom w:val="single" w:sz="4" w:color="A6A6A6"/>
+              <w:right w:val="single" w:sz="4" w:color="A6A6A6"/>
+            </w:tcBorders>
+          </w:tcPr>
+          <w:p>
+            <w:pPr>
+              <w:spacing w:before="0" w:after="0" w:line="276" w:lineRule="auto"/>
+              <w:ind w:firstLine="0"/>
+              <w:jc w:val="center"/>
+            </w:pPr>
+            <w:r/>
+            <w:r>
+              <w:rPr>
+                <w:rFonts w:ascii="Times New Roman" w:hAnsi="Times New Roman" w:eastAsia="楷体"/>
+                <w:b w:val="0"/>
+                <w:color w:val="000000"/>
+                <w:sz w:val="18"/>
+              </w:rPr>
+              <w:t>26</w:t>
+            </w:r>
+          </w:p>
+        </w:tc>
+        <w:tc>
+          <w:tcPr>
+            <w:tcW w:type="dxa" w:w="1568"/>
+            <w:vAlign w:val="center"/>
+            <w:tcBorders>
+              <w:top w:val="single" w:sz="4" w:color="A6A6A6"/>
+              <w:left w:val="single" w:sz="4" w:color="A6A6A6"/>
+              <w:bottom w:val="single" w:sz="4" w:color="A6A6A6"/>
+              <w:right w:val="single" w:sz="4" w:color="A6A6A6"/>
+            </w:tcBorders>
+          </w:tcPr>
+          <w:p>
+            <w:pPr>
+              <w:spacing w:before="0" w:after="0" w:line="276" w:lineRule="auto"/>
+              <w:ind w:firstLine="0"/>
+              <w:jc w:val="center"/>
+            </w:pPr>
+            <w:r/>
+            <w:r>
+              <w:rPr>
+                <w:rFonts w:ascii="Times New Roman" w:hAnsi="Times New Roman" w:eastAsia="楷体"/>
+                <w:b w:val="0"/>
+                <w:color w:val="000000"/>
+                <w:sz w:val="18"/>
+              </w:rPr>
+              <w:t>253.47</w:t>
+            </w:r>
+          </w:p>
+        </w:tc>
+        <w:tc>
+          <w:tcPr>
+            <w:tcW w:type="dxa" w:w="1568"/>
+            <w:vAlign w:val="center"/>
+            <w:tcBorders>
+              <w:top w:val="single" w:sz="4" w:color="A6A6A6"/>
+              <w:left w:val="single" w:sz="4" w:color="A6A6A6"/>
+              <w:bottom w:val="single" w:sz="4" w:color="A6A6A6"/>
+              <w:right w:val="single" w:sz="4" w:color="A6A6A6"/>
+            </w:tcBorders>
+          </w:tcPr>
+          <w:p>
+            <w:pPr>
+              <w:spacing w:before="0" w:after="0" w:line="276" w:lineRule="auto"/>
+              <w:ind w:firstLine="0"/>
+              <w:jc w:val="center"/>
+            </w:pPr>
+            <w:r/>
+            <w:r>
+              <w:rPr>
+                <w:rFonts w:ascii="Times New Roman" w:hAnsi="Times New Roman" w:eastAsia="楷体"/>
+                <w:b w:val="0"/>
+                <w:color w:val="000000"/>
+                <w:sz w:val="18"/>
+              </w:rPr>
+              <w:t>—</w:t>
+            </w:r>
+          </w:p>
+        </w:tc>
+        <w:tc>
+          <w:tcPr>
+            <w:tcW w:type="dxa" w:w="1568"/>
+            <w:vAlign w:val="center"/>
+            <w:tcBorders>
+              <w:top w:val="single" w:sz="4" w:color="A6A6A6"/>
+              <w:left w:val="single" w:sz="4" w:color="A6A6A6"/>
+              <w:bottom w:val="single" w:sz="4" w:color="A6A6A6"/>
+              <w:right w:val="single" w:sz="4" w:color="A6A6A6"/>
+            </w:tcBorders>
+          </w:tcPr>
+          <w:p>
+            <w:pPr>
+              <w:spacing w:before="0" w:after="0" w:line="276" w:lineRule="auto"/>
+              <w:ind w:firstLine="0"/>
+              <w:jc w:val="center"/>
+            </w:pPr>
+            <w:r/>
+            <w:r>
+              <w:rPr>
+                <w:rFonts w:ascii="Times New Roman" w:hAnsi="Times New Roman" w:eastAsia="楷体"/>
+                <w:b w:val="0"/>
+                <w:color w:val="000000"/>
+                <w:sz w:val="18"/>
+              </w:rPr>
+              <w:t>—</w:t>
+            </w:r>
+          </w:p>
+        </w:tc>
+        <w:tc>
+          <w:tcPr>
+            <w:tcW w:type="dxa" w:w="1568"/>
+            <w:vAlign w:val="center"/>
+            <w:tcBorders>
+              <w:top w:val="single" w:sz="4" w:color="A6A6A6"/>
+              <w:left w:val="single" w:sz="4" w:color="A6A6A6"/>
+              <w:bottom w:val="single" w:sz="4" w:color="A6A6A6"/>
+              <w:right w:val="single" w:sz="4" w:color="A6A6A6"/>
+            </w:tcBorders>
+          </w:tcPr>
+          <w:p>
+            <w:pPr>
+              <w:spacing w:before="0" w:after="0" w:line="276" w:lineRule="auto"/>
+              <w:ind w:firstLine="0"/>
+              <w:jc w:val="center"/>
+            </w:pPr>
+            <w:r/>
+            <w:r>
+              <w:rPr>
+                <w:rFonts w:ascii="Times New Roman" w:hAnsi="Times New Roman" w:eastAsia="楷体"/>
+                <w:b w:val="0"/>
+                <w:color w:val="000000"/>
+                <w:sz w:val="18"/>
+              </w:rPr>
+              <w:t>46.71</w:t>
+            </w:r>
+          </w:p>
+        </w:tc>
+      </w:tr>
+    </w:tbl>
+    <w:p>
+      <w:pPr>
+        <w:spacing w:before="0" w:after="80" w:line="360" w:lineRule="auto"/>
+        <w:ind w:firstLine="0"/>
+      </w:pPr>
+      <w:r>
+        <w:rPr>
+          <w:rFonts w:ascii="Times New Roman" w:hAnsi="Times New Roman" w:eastAsia="楷体"/>
+          <w:b w:val="0"/>
+          <w:color w:val="000000"/>
+          <w:sz w:val="19"/>
+        </w:rPr>
+        <w:t>资料来源:中指数据库,风控信评部整理</w:t>
       </w:r>
     </w:p>
     <w:p>
@@ -3773,7 +5057,7 @@
           <w:color w:val="000000"/>
           <w:sz w:val="21"/>
         </w:rPr>
-        <w:t>政府债务方面，2023、2024、2025年末辽源市地方政府债务余额分别为223.54亿元、254.78亿元、280.90亿元，2025年末债务限额282.60亿元，债务余额控制在限额以内；城投有息债务2025年末估算余额48.52亿元。债务率指标看，2025年末政府债务率660.53%、城投债务率114.10%、宽口径债务率774.63%。</w:t>
+        <w:t>从房地产销售看，2021-2025年厦门市商品住宅成交面积由361.85万㎡变动至141.20万㎡、累计下降61.0%；新房均价2025年为34,103元/㎡、较2023年高点(43,794元/㎡)累计下跌22.13%；2025年去化周期26.41个月。二手房市场仍处于深度调整，据中指冰山指数(最低挂牌价口径)，厦门二手房挂牌价较2022年8月高点累计下跌45.03%，2023年累计跌幅-9.48%、2024年累计跌幅-16.43%、2025年累计跌幅-21.88%。</w:t>
       </w:r>
     </w:p>
     <w:p>
@@ -3788,7 +5072,22 @@
           <w:color w:val="000000"/>
           <w:sz w:val="21"/>
         </w:rPr>
-        <w:t>综合来看，辽源市财政基本盘总体稳健，但土地财政收缩与债务规模扩张是当前主要压力线；我们预计宽口径债务率短期内将维持偏高水平，需重点关注后续化债进展、土地市场企稳情况以及融资平台合规整改对城投再融资能力的影响。</w:t>
+        <w:t>政府债务方面，2023、2024、2025年末厦门市地方政府债务余额分别为2,120.76亿元、2,639.68亿元、3,197.69亿元，两年累计增长50.78%，主要源于地方专项债加快发行及置换债集中落地；2025年末债务限额3,270.10亿元，债务余额控制在限额以内。城投有息债务方面，2025年末估算余额为2,440.37亿元，较2023年末增长7.29%。债务率指标看，2025年末厦门市政府债务率248.26%、城投债务率189.46%、宽口径债务率437.72%，较2023年末抬升195.53个百分点，显著高于公认的300%偏高临界线、在全国主要城市中处于较高水平。值得注意的是，政府性基金收入下滑是债务率分母端走低的重要因素，叠加债务规模快速扩张，对债务率指标形成放大效应。</w:t>
+      </w:r>
+    </w:p>
+    <w:p>
+      <w:pPr>
+        <w:spacing w:before="0" w:after="60" w:line="360" w:lineRule="auto"/>
+        <w:ind w:firstLine="420"/>
+      </w:pPr>
+      <w:r>
+        <w:rPr>
+          <w:rFonts w:ascii="Times New Roman" w:hAnsi="Times New Roman" w:eastAsia="楷体"/>
+          <w:b w:val="0"/>
+          <w:color w:val="000000"/>
+          <w:sz w:val="21"/>
+        </w:rPr>
+        <w:t>综合来看，厦门市财政基本盘扎实、税收质量高，但土地财政收缩与债务规模扩张是当前最突出的两条压力线。我们预计宽口径债务率短期内将维持高位，需重点关注后续化债进展、土地市场企稳情况以及融资平台合规整改对城投平台再融资能力的影响。</w:t>
       </w:r>
     </w:p>
     <w:sectPr>
